--- a/design/Pokemon RE Lorebook.docx
+++ b/design/Pokemon RE Lorebook.docx
@@ -12,8 +12,6 @@
           <w:lang w:val="en-US"/>
         </w:rPr>
       </w:pPr>
-      <w:bookmarkStart w:id="0" w:name="_GoBack"/>
-      <w:bookmarkEnd w:id="0"/>
       <w:r>
         <w:rPr>
           <w:rFonts w:ascii="Pocket Monk" w:hAnsi="Pocket Monk"/>
@@ -4765,6 +4763,11 @@
       <w:r>
         <w:t xml:space="preserve"> Один особенный Дитто «Альфа» занимает достойное место в его исследованиях… и на поле боя, где может неприятно изумить соперника.</w:t>
       </w:r>
+      <w:r>
+        <w:t xml:space="preserve"> Но это еще не полный список его… союзников. Фриц отыскал нечто удивительное в своих странствиях. Элгием – покемон-пришелец стал неотъемлемой частью его команды. </w:t>
+      </w:r>
+      <w:bookmarkStart w:id="0" w:name="_GoBack"/>
+      <w:bookmarkEnd w:id="0"/>
     </w:p>
     <w:p>
       <w:pPr>
@@ -4799,6 +4802,7 @@
         <w:jc w:val="both"/>
       </w:pPr>
       <w:r>
+        <w:lastRenderedPageBreak/>
         <w:tab/>
       </w:r>
       <w:r>
@@ -4808,11 +4812,7 @@
         <w:t xml:space="preserve">и возможно главная </w:t>
       </w:r>
       <w:r>
-        <w:t xml:space="preserve">слабость сумасшедшего ученого – кошки. Помимо обожаемого Пастера, Фриц держит еще трех котов (беспородных), которых назвал Либих, Шванн и Флеминг. Все кошки Фрица пользуются полным карт-бланшем – и похоже, он заботится об их безопасности </w:t>
-      </w:r>
-      <w:r>
-        <w:lastRenderedPageBreak/>
-        <w:t>больше, чем о собственной.</w:t>
+        <w:t>слабость сумасшедшего ученого – кошки. Помимо обожаемого Пастера, Фриц держит еще трех котов (беспородных), которых назвал Либих, Шванн и Флеминг. Все кошки Фрица пользуются полным карт-бланшем – и похоже, он заботится об их безопасности больше, чем о собственной.</w:t>
       </w:r>
       <w:r>
         <w:t xml:space="preserve"> А Пастер… Пастер значит для него возможно больше, чем сам Фриц понимает. Именно Пастер стал его прорывом, прорывом</w:t>
@@ -4945,7 +4945,11 @@
         <w:t>верой в своего Господа. Она применяла тайные практики, описанные в книгах, вложив в них все свои знания о покемонах</w:t>
       </w:r>
       <w:r>
-        <w:t xml:space="preserve"> и даже открытия Фрица Нибельсмайера</w:t>
+        <w:t xml:space="preserve"> и даже открытия Фрица </w:t>
+      </w:r>
+      <w:r>
+        <w:lastRenderedPageBreak/>
+        <w:t>Нибельсмайера</w:t>
       </w:r>
       <w:r>
         <w:t xml:space="preserve">. </w:t>
@@ -4969,7 +4973,6 @@
         <w:jc w:val="both"/>
       </w:pPr>
       <w:r>
-        <w:lastRenderedPageBreak/>
         <w:tab/>
         <w:t xml:space="preserve">Абрахам Фэррингтон был наслышан об ее успехах в изучении моккан. Он видел огромные возможности в ее использовании. Он дал деньги ее хоспису «Три добродетели». </w:t>
       </w:r>
@@ -5114,7 +5117,11 @@
         <w:t>о</w:t>
       </w:r>
       <w:r>
-        <w:t>лезнь мозга, из-за которой и была оставлена неизвестными родителями</w:t>
+        <w:t xml:space="preserve">лезнь мозга, из-за </w:t>
+      </w:r>
+      <w:r>
+        <w:lastRenderedPageBreak/>
+        <w:t>которой и была оставлена неизвестными родителями</w:t>
       </w:r>
       <w:r>
         <w:t>.</w:t>
@@ -5123,11 +5130,7 @@
         <w:t xml:space="preserve"> Ее уникальный и</w:t>
       </w:r>
       <w:r>
-        <w:t xml:space="preserve">мплант "Борг" (вспомни Лобота из Звездных войн) позволяет ей подключаться к беспроводным сетям везде, где это </w:t>
-      </w:r>
-      <w:r>
-        <w:lastRenderedPageBreak/>
-        <w:t>доступно, и значительно увеличивает мощность ее мозга</w:t>
+        <w:t>мплант "Борг" (вспомни Лобота из Звездных войн) позволяет ей подключаться к беспроводным сетям везде, где это доступно, и значительно увеличивает мощность ее мозга</w:t>
       </w:r>
       <w:r>
         <w:t>, наделяя ее многопоточным сознанием. Она способна держать в фокусе множество задач сразу, и для каждой у нее хватает ресурсов и внимания</w:t>
@@ -5254,16 +5257,19 @@
         <w:tab/>
       </w:r>
       <w:r>
-        <w:t>Из-за РАС и искаженного восприятия мира Гизмо генерирует для себя особые правила, нечто вроде «гес», нарушать которые не в состоянии (например, она никогда не преступает правила игры, даже если сама их предложила и управляет игрой; пять минут в день она обязана говорить только правду на любой вопрос, только эти пять минут постоянно смещаются и т.д). Предугадать, какой «гес» Гизмо примет в этот раз, нереально, а заставить нарушить его – невозможно без серьезных последствий (например, сноса под корень банковской системы региона). Смерть или полное сумасшествие Гизмо запустит цепную реакцию обрушения мировой системы связи –тайком ото всех кибергений создала ультимативный компьютерный вирус, удерживая его где-то в сетевых хранилищах.</w:t>
-      </w:r>
-    </w:p>
-    <w:p>
-      <w:pPr>
-        <w:spacing w:after="0" w:line="360" w:lineRule="auto"/>
-        <w:jc w:val="both"/>
-      </w:pPr>
+        <w:t xml:space="preserve">Из-за РАС и искаженного восприятия мира Гизмо генерирует для себя особые правила, нечто вроде «гес», нарушать которые не в состоянии (например, она никогда не преступает правила игры, даже если сама их предложила и управляет игрой; пять минут в день она обязана говорить только правду на любой вопрос, только эти пять минут постоянно смещаются и т.д). Предугадать, какой «гес» Гизмо примет в этот раз, нереально, а заставить нарушить его – невозможно без серьезных последствий (например, сноса под корень банковской системы региона). Смерть или полное сумасшествие Гизмо запустит цепную реакцию обрушения мировой </w:t>
+      </w:r>
       <w:r>
         <w:lastRenderedPageBreak/>
+        <w:t>системы связи –тайком ото всех кибергений создала ультимативный компьютерный вирус, удерживая его где-то в сетевых хранилищах.</w:t>
+      </w:r>
+    </w:p>
+    <w:p>
+      <w:pPr>
+        <w:spacing w:after="0" w:line="360" w:lineRule="auto"/>
+        <w:jc w:val="both"/>
+      </w:pPr>
+      <w:r>
         <w:tab/>
       </w:r>
       <w:r>
@@ -5365,11 +5371,11 @@
         <w:t xml:space="preserve"> Гизмо и Мбанго познакомились и стали сводными сестрой и братом, неясно. Тем не менее факт остается фактом – Гизмо и Мбанго теперь единое целое если не физически, то духовно и умственно.</w:t>
       </w:r>
       <w:r>
-        <w:t xml:space="preserve"> Добрая и отзывчивая натура от рождения, Мбанго почти не изменился духовно, лишь его ум угас, но Эсфирь уже ничего не могла с этим сделать. Достаточно было того, что мальчик жил.. Но как он жил? Заметив их связь с Гизмо, Эсфирь не нашла ничего лучше, чем </w:t>
+        <w:t xml:space="preserve"> Добрая и отзывчивая натура от рождения, Мбанго почти не изменился </w:t>
       </w:r>
       <w:r>
         <w:lastRenderedPageBreak/>
-        <w:t>связать их воедино, чтобы дать обоим что-то, чего не хватало</w:t>
+        <w:t>духовно, лишь его ум угас, но Эсфирь уже ничего не могла с этим сделать. Достаточно было того, что мальчик жил.. Но как он жил? Заметив их связь с Гизмо, Эсфирь не нашла ничего лучше, чем связать их воедино, чтобы дать обоим что-то, чего не хватало</w:t>
       </w:r>
       <w:r>
         <w:t>. Возможно, это бы не стало большой бедой, если бы не вмешательство Фэррингтона.</w:t>
@@ -5510,6 +5516,7 @@
         <w:jc w:val="both"/>
       </w:pPr>
       <w:r>
+        <w:lastRenderedPageBreak/>
         <w:tab/>
         <w:t xml:space="preserve">Тем временем детей </w:t>
       </w:r>
@@ -5541,103 +5548,96 @@
         <w:t>необычайное</w:t>
       </w:r>
       <w:r>
-        <w:t xml:space="preserve"> – поймав муху на лету двумя пальцами, она даже не поняла, она просто ощутила, что боль отступает, а взамен нее </w:t>
-      </w:r>
+        <w:t xml:space="preserve"> – поймав муху на лету двумя пальцами, она даже не поняла, она просто ощутила, что боль отступает, а взамен нее приходит скорость и сила. Девочка легко перепрыгивала через турники, побеждала в забегах всех и каждого. </w:t>
+      </w:r>
+    </w:p>
+    <w:p>
+      <w:pPr>
+        <w:spacing w:after="0" w:line="360" w:lineRule="auto"/>
+        <w:jc w:val="both"/>
+      </w:pPr>
+      <w:r>
+        <w:tab/>
+        <w:t>Однажды ночью уже 8-летняя девочка решилась. В темноте в окно приюта глядели два ярких глаза – Снизель уже ждала и звала ее наружу, и Деби выбралась из спальни. Она заприметила выход с кухни, который никогда не запирал повар, толстый и добродушный мужчина с</w:t>
+      </w:r>
+      <w:r>
+        <w:t xml:space="preserve"> </w:t>
+      </w:r>
+      <w:r>
+        <w:t>пышными усами. Выскользнув в дверь, девочка тенью проскользнула к стене. Деревце стало трамплином. Снизель уже вскарабкалась по булыжной кладке, а Деби просто перепрыгнула через верх. Тот ужас, когда она осознала, что падает с огромной высоты, Деби тоже помнит до сих пор, но тело само знало что делать. В полете она рефлекторно, но с невыразимой точностью ухватилась за ветвь дерева выверенным движением, и погасив скорость движения, мягко приземлилась. Побег удался.</w:t>
+      </w:r>
+    </w:p>
+    <w:p>
+      <w:pPr>
+        <w:spacing w:after="0" w:line="360" w:lineRule="auto"/>
+        <w:jc w:val="both"/>
+      </w:pPr>
+      <w:r>
+        <w:tab/>
+      </w:r>
+      <w:r>
+        <w:t>Шесть лет прошли как сплошная череда скитаний. Деби бродяжничала, попрошайничала, прибивалась к фермам, пару раз попадала в детские комнаты полиции</w:t>
+      </w:r>
+      <w:r>
+        <w:t xml:space="preserve"> и ее пристраивали в приемные семьи</w:t>
+      </w:r>
+      <w:r>
+        <w:t>, но всегда сбегала</w:t>
+      </w:r>
+      <w:r>
+        <w:t xml:space="preserve"> оттуда</w:t>
+      </w:r>
+      <w:r>
+        <w:t>, не желая оставаться там, где ограничивают ее свободу. Навыки выживания развились.</w:t>
+      </w:r>
+    </w:p>
+    <w:p>
+      <w:pPr>
+        <w:spacing w:after="0" w:line="360" w:lineRule="auto"/>
+        <w:jc w:val="both"/>
+      </w:pPr>
+      <w:r>
+        <w:tab/>
+      </w:r>
+      <w:r>
+        <w:t>Но однажды, в 2010 году она встретила странного человека, с которым решила остаться. Деби сама не может объяснить, зачем. Он просто увидел ее уличные шоу в Вермилионе, где она развлекала прохожих, танцуя с факелами. Огонь ей всегда нравился, и он привлекал много зрителей. Даже не всякий покемон мог жонглировать пламенем, как Деби. А Стэн увидел в этом источник новых возможностей.</w:t>
+      </w:r>
+    </w:p>
+    <w:p>
+      <w:pPr>
+        <w:spacing w:after="0" w:line="360" w:lineRule="auto"/>
+        <w:jc w:val="both"/>
+      </w:pPr>
+      <w:r>
+        <w:tab/>
+      </w:r>
+      <w:r>
+        <w:t>Промывание разума было постепенным, настолько, что Деби и сама не заметила своим простым нутром, когда начала воспринимать выгоду Стэна как собственную, когда его одобрение стало для нее главным стимулом. Деби думала даже, что то, что она испытывает любовь и благодарность. Стэн не развеивал ее мечтаний.</w:t>
+      </w:r>
+    </w:p>
+    <w:p>
+      <w:pPr>
+        <w:spacing w:after="0" w:line="360" w:lineRule="auto"/>
+        <w:jc w:val="both"/>
+      </w:pPr>
+      <w:r>
+        <w:tab/>
+      </w:r>
+      <w:r>
+        <w:t>Предпочитая не задумываться о моральной стороне многих поступков (улица отучила), Деби просто совершала то, что ей говорил Стэн. А она была в равной мере хороша и как артистка, и как налетчица. Для пущей эффективности Стэн подарил ей Дельфокс, и вместе они «зажигали» во всех смыслах. Деби было глубоко плевать, кому она отбила яйца или чей склад сожгла – впервые за годы одиночества она была не одна и не хотела лишаться Семьи. Холодный и пренебрежительный, злобный Тадеуш; вечно расслабленный и унылый клоун Винки, с которым можно вечерами посидеть, что-нибудь поедая, пока он прикладывается к бутылке и говорит, говорит… И Стэн, который был к ней по настоящему добр. Да, по настоящему. Деби и думать не могла иначе. Или ей запретили так думать.</w:t>
+      </w:r>
+    </w:p>
+    <w:p>
+      <w:pPr>
+        <w:spacing w:after="0" w:line="360" w:lineRule="auto"/>
+        <w:jc w:val="both"/>
+      </w:pPr>
       <w:r>
         <w:lastRenderedPageBreak/>
-        <w:t xml:space="preserve">приходит скорость и сила. Девочка легко перепрыгивала через турники, побеждала в забегах всех и каждого. </w:t>
-      </w:r>
-    </w:p>
-    <w:p>
-      <w:pPr>
-        <w:spacing w:after="0" w:line="360" w:lineRule="auto"/>
-        <w:jc w:val="both"/>
-      </w:pPr>
-      <w:r>
-        <w:tab/>
-        <w:t>Однажды ночью уже 8-летняя девочка решилась. В темноте в окно приюта глядели два ярких глаза – Снизель уже ждала и звала ее наружу, и Деби выбралась из спальни. Она заприметила выход с кухни, который никогда не запирал повар, толстый и добродушный мужчина с</w:t>
-      </w:r>
-      <w:r>
-        <w:t xml:space="preserve"> </w:t>
-      </w:r>
-      <w:r>
-        <w:t>пышными усами. Выскользнув в дверь, девочка тенью проскользнула к стене. Деревце стало трамплином. Снизель уже вскарабкалась по булыжной кладке, а Деби просто перепрыгнула через верх. Тот ужас, когда она осознала, что падает с огромной высоты, Деби тоже помнит до сих пор, но тело само знало что делать. В полете она рефлекторно, но с невыразимой точностью ухватилась за ветвь дерева выверенным движением, и погасив скорость движения, мягко приземлилась. Побег удался.</w:t>
-      </w:r>
-    </w:p>
-    <w:p>
-      <w:pPr>
-        <w:spacing w:after="0" w:line="360" w:lineRule="auto"/>
-        <w:jc w:val="both"/>
-      </w:pPr>
-      <w:r>
-        <w:tab/>
-      </w:r>
-      <w:r>
-        <w:t>Шесть лет прошли как сплошная череда скитаний. Деби бродяжничала, попрошайничала, прибивалась к фермам, пару раз попадала в детские комнаты полиции</w:t>
-      </w:r>
-      <w:r>
-        <w:t xml:space="preserve"> и ее пристраивали в приемные семьи</w:t>
-      </w:r>
-      <w:r>
-        <w:t>, но всегда сбегала</w:t>
-      </w:r>
-      <w:r>
-        <w:t xml:space="preserve"> оттуда</w:t>
-      </w:r>
-      <w:r>
-        <w:t>, не желая оставаться там, где ограничивают ее свободу. Навыки выживания развились.</w:t>
-      </w:r>
-    </w:p>
-    <w:p>
-      <w:pPr>
-        <w:spacing w:after="0" w:line="360" w:lineRule="auto"/>
-        <w:jc w:val="both"/>
-      </w:pPr>
-      <w:r>
-        <w:tab/>
-      </w:r>
-      <w:r>
-        <w:t>Но однажды, в 2010 году она встретила странного человека, с которым решила остаться. Деби сама не может объяснить, зачем. Он просто увидел ее уличные шоу в Вермилионе, где она развлекала прохожих, танцуя с факелами. Огонь ей всегда нравился, и он привлекал много зрителей. Даже не всякий покемон мог жонглировать пламенем, как Деби. А Стэн увидел в этом источник новых возможностей.</w:t>
-      </w:r>
-    </w:p>
-    <w:p>
-      <w:pPr>
-        <w:spacing w:after="0" w:line="360" w:lineRule="auto"/>
-        <w:jc w:val="both"/>
-      </w:pPr>
-      <w:r>
-        <w:tab/>
-      </w:r>
-      <w:r>
-        <w:t>Промывание разума было постепенным, настолько, что Деби и сама не заметила своим простым нутром, когда начала воспринимать выгоду Стэна как собственную, когда его одобрение стало для нее главным стимулом. Деби думала даже, что то, что она испытывает любовь и благодарность. Стэн не развеивал ее мечтаний.</w:t>
-      </w:r>
-    </w:p>
-    <w:p>
-      <w:pPr>
-        <w:spacing w:after="0" w:line="360" w:lineRule="auto"/>
-        <w:jc w:val="both"/>
-      </w:pPr>
-      <w:r>
-        <w:tab/>
-      </w:r>
-      <w:r>
-        <w:t>Предпочитая не задумываться о моральной стороне многих поступков (улица отучила), Деби просто совершала то, что ей говорил Стэн. А она была в равной мере хороша и как артистка, и как налетчица. Для пущей эффективности Стэн подарил ей Дельфокс, и вместе они «зажигали» во всех смыслах. Деби было глубоко плевать, кому она отбила яйца или чей склад сожгла – впервые за годы одиночества она была не одна и не хотела лишаться Семьи. Холодный и пренебрежительный, злобный Тадеуш; вечно расслабленный и унылый клоун Винки, с которым можно вечерами посидеть, что-нибудь поедая, пока он прикладывается к бутылке и говорит, говорит… И Стэн, который был к ней по настоящему добр. Да, по настоящему. Деби и думать не могла иначе. Или ей запретили так думать.</w:t>
-      </w:r>
-    </w:p>
-    <w:p>
-      <w:pPr>
-        <w:spacing w:after="0" w:line="360" w:lineRule="auto"/>
-        <w:jc w:val="both"/>
-      </w:pPr>
-      <w:r>
-        <w:tab/>
-      </w:r>
-      <w:r>
-        <w:t xml:space="preserve">Одной из последних миссий для Деби была кража редкого покемона, Тогени. Стэн знал, что Тогени нужно искать где-то в этом районе, и едва завидев покемона, решил действовать. Деби </w:t>
-      </w:r>
-      <w:r>
-        <w:lastRenderedPageBreak/>
-        <w:t>не сумела выкрасть покемона-птенчика из-за его опекуна Сина, ко</w:t>
+        <w:tab/>
+      </w:r>
+      <w:r>
+        <w:t>Одной из последних миссий для Деби была кража редкого покемона, Тогени. Стэн знал, что Тогени нужно искать где-то в этом районе, и едва завидев покемона, решил действовать. Деби не сумела выкрасть покемона-птенчика из-за его опекуна Сина, ко</w:t>
       </w:r>
       <w:r>
         <w:t>торый самоотверженно догнал ее.</w:t>
@@ -5766,16 +5766,19 @@
         <w:t>С самого детства парень обладал… даром. Возможно, не таким мощным, как у Сабрины, но обещал стать действительно хорошим Психиком.</w:t>
       </w:r>
       <w:r>
-        <w:t xml:space="preserve"> Когда он встретился с Маламаром, тоже не очень неясно, но по всей видимости, случилось это уже давно. Достаточно давно, чтобы этот мерзкий покемон пустил свои корни-щупальца в его сознание. Деловое партнерство, говорит Стэн, улыбаясь как телезвезда, и машет рукой в камеру, источая волны поистине неотразимой харизмы.</w:t>
-      </w:r>
-    </w:p>
-    <w:p>
-      <w:pPr>
-        <w:spacing w:after="0" w:line="360" w:lineRule="auto"/>
-        <w:jc w:val="both"/>
-      </w:pPr>
+        <w:t xml:space="preserve"> Когда он встретился с Маламаром, тоже не очень неясно, но по всей видимости, случилось это уже давно. Достаточно давно, чтобы этот мерзкий покемон пустил свои корни-щупальца в его сознание. Деловое партнерство, говорит </w:t>
+      </w:r>
       <w:r>
         <w:lastRenderedPageBreak/>
+        <w:t>Стэн, улыбаясь как телезвезда, и машет рукой в камеру, источая волны поистине неотразимой харизмы.</w:t>
+      </w:r>
+    </w:p>
+    <w:p>
+      <w:pPr>
+        <w:spacing w:after="0" w:line="360" w:lineRule="auto"/>
+        <w:jc w:val="both"/>
+      </w:pPr>
+      <w:r>
         <w:tab/>
       </w:r>
       <w:r>
@@ -5885,16 +5888,19 @@
         <w:tab/>
       </w:r>
       <w:r>
-        <w:t xml:space="preserve">В старшей школе Нина уже пользовалась славой «борцухи» и «пацанки», снискав уважение юношеской половины коллектива и насмешки девичьей. Однако единственным ее другом, как ни странно, оставался меланхоличный и внешне слабый Ричард Джей Торнтон, отпрыск интеллигентного семейства, с которым судьба свела их в первом классе частной гимназии. </w:t>
-      </w:r>
-    </w:p>
-    <w:p>
-      <w:pPr>
-        <w:spacing w:after="0" w:line="360" w:lineRule="auto"/>
-        <w:jc w:val="both"/>
-      </w:pPr>
+        <w:t xml:space="preserve">В старшей школе Нина уже пользовалась славой «борцухи» и «пацанки», снискав уважение юношеской половины коллектива и насмешки девичьей. Однако единственным ее другом, как ни странно, оставался меланхоличный и внешне слабый Ричард Джей Торнтон, </w:t>
+      </w:r>
       <w:r>
         <w:lastRenderedPageBreak/>
+        <w:t xml:space="preserve">отпрыск интеллигентного семейства, с которым судьба свела их в первом классе частной гимназии. </w:t>
+      </w:r>
+    </w:p>
+    <w:p>
+      <w:pPr>
+        <w:spacing w:after="0" w:line="360" w:lineRule="auto"/>
+        <w:jc w:val="both"/>
+      </w:pPr>
+      <w:r>
         <w:tab/>
       </w:r>
       <w:r>
@@ -5982,16 +5988,19 @@
         <w:tab/>
       </w:r>
       <w:r>
-        <w:t>Вот тогда-то, в 2009, они снова встретились с Ричардом, который выглядел достаточно довольным жизнью. Он давно тренировал призрачных покемонов вне закона, и открыл Нине, что существует возможность заработать на жизнь куда больше и лучше. Торнтон и Спаркли снова объединились уже под сенью якудзы - команды «Ракета». Первое время они занимались боями покемонов без правил и рэкетом неугодных Ракете предпринимателей, а также поддержанием порядка на территории синдиката, а после «Ракета» стала привлекать «запачканных» агентов к более серьезным миссиям.</w:t>
-      </w:r>
-    </w:p>
-    <w:p>
-      <w:pPr>
-        <w:spacing w:after="0" w:line="360" w:lineRule="auto"/>
-        <w:jc w:val="both"/>
-      </w:pPr>
+        <w:t xml:space="preserve">Вот тогда-то, в 2009, они снова встретились с Ричардом, который выглядел достаточно довольным жизнью. Он давно тренировал призрачных покемонов вне закона, и открыл Нине, что существует возможность заработать на жизнь куда больше и лучше. Торнтон и Спаркли снова объединились уже под сенью якудзы - команды «Ракета». Первое время они занимались боями покемонов без правил и рэкетом неугодных Ракете предпринимателей, а также поддержанием </w:t>
+      </w:r>
       <w:r>
         <w:lastRenderedPageBreak/>
+        <w:t>порядка на территории синдиката, а после «Ракета» стала привлекать «запачканных» агентов к более серьезным миссиям.</w:t>
+      </w:r>
+    </w:p>
+    <w:p>
+      <w:pPr>
+        <w:spacing w:after="0" w:line="360" w:lineRule="auto"/>
+        <w:jc w:val="both"/>
+      </w:pPr>
+      <w:r>
         <w:tab/>
       </w:r>
       <w:r>
@@ -6123,16 +6132,19 @@
         <w:tab/>
       </w:r>
       <w:r>
-        <w:t>С возрастом видения прошли, к пяти годам Ричард уже не смотрел в пустоту, выискивая там что-то, чего не видели окружающие, но никогда не выключал свет на ночь. В темноте таилось нечто, чего мальчик боялся больше, чем осуждения отца – презрительного и самолюбивого адвоката. «Не будь тряпкой, малец, твои страхи никого не волнуют» - сказал он, когда Ричард пожаловался ему на боязнь. Мальчик запомнил, и больше не жаловался отцу. Обида копилась, а вместе с ней и желание доказать отцу – он чего-то стоит.</w:t>
-      </w:r>
-    </w:p>
-    <w:p>
-      <w:pPr>
-        <w:spacing w:after="0" w:line="360" w:lineRule="auto"/>
-        <w:jc w:val="both"/>
-      </w:pPr>
+        <w:t xml:space="preserve">С возрастом видения прошли, к пяти годам Ричард уже не смотрел в пустоту, выискивая там что-то, чего не видели окружающие, но никогда не выключал свет на ночь. В темноте таилось нечто, чего мальчик боялся больше, чем осуждения отца – презрительного и самолюбивого адвоката. «Не будь тряпкой, малец, твои страхи никого не волнуют» - сказал он, когда Ричард </w:t>
+      </w:r>
       <w:r>
         <w:lastRenderedPageBreak/>
+        <w:t>пожаловался ему на боязнь. Мальчик запомнил, и больше не жаловался отцу. Обида копилась, а вместе с ней и желание доказать отцу – он чего-то стоит.</w:t>
+      </w:r>
+    </w:p>
+    <w:p>
+      <w:pPr>
+        <w:spacing w:after="0" w:line="360" w:lineRule="auto"/>
+        <w:jc w:val="both"/>
+      </w:pPr>
+      <w:r>
         <w:tab/>
       </w:r>
       <w:r>
@@ -6208,270 +6220,267 @@
         <w:tab/>
       </w:r>
       <w:r>
-        <w:t>В то же время отношения в семье все больше портились. Отцу было и до смерти жены все равно на сына. Теперь же он почти не общался с мальчиком, изредка продолжая винить его в слабости</w:t>
+        <w:t xml:space="preserve">В то же время отношения в семье все больше портились. Отцу было и до смерти жены все равно на сына. Теперь же он почти не общался с мальчиком, изредка продолжая винить его в </w:t>
+      </w:r>
+      <w:r>
+        <w:lastRenderedPageBreak/>
+        <w:t>слабости</w:t>
       </w:r>
       <w:r>
         <w:t xml:space="preserve"> и смерти жены, которая уделяла сыну слишком много заботы, совсем не обращая внимания на себя</w:t>
       </w:r>
       <w:r>
-        <w:t xml:space="preserve">, всего лишь давая деньги на жизнь и расписываясь там, где требовалось его </w:t>
+        <w:t>, всего лишь давая деньги на жизнь и расписываясь там, где требовалось его присутствие как законного представителя. Ричард оказался предоставлен сам себе. Тем не менее он продолжал двигаться, возможно только ради того, чтобы доказать отцу – он силен.</w:t>
+      </w:r>
+    </w:p>
+    <w:p>
+      <w:pPr>
+        <w:spacing w:after="0" w:line="360" w:lineRule="auto"/>
+        <w:jc w:val="both"/>
+      </w:pPr>
+      <w:r>
+        <w:tab/>
+      </w:r>
+      <w:r>
+        <w:t xml:space="preserve">Вместе с Ниной они поступили в Пьютерскую школу тренеров – покемон-колледж, который готовил специалистов-тренеров и давал хорошее общее академическое образование. Торнтон специализировался в медиумизме (призрачные покемоны), а Нина – в своих любимых каменных покемонах, и они выступали неизменно парой во всех тренировочных и зачетных боях.  Мисдривус Ричарда, выросший в Мисмагиуса, и его Банетта неожиданно легко сошлись с Джеодудом и Ониксом Нины. Как и сами Ричи и Спарк, их покемоны создавали неудержимую синергию тени и камня. </w:t>
+      </w:r>
+    </w:p>
+    <w:p>
+      <w:pPr>
+        <w:spacing w:after="0" w:line="360" w:lineRule="auto"/>
+        <w:jc w:val="both"/>
+      </w:pPr>
+      <w:r>
+        <w:tab/>
+      </w:r>
+      <w:r>
+        <w:t>Впрочем, в колледже не все было гладко. Директор учебного заведения, будущий мэр Пьютера Питер Чамминг возненавидел Торнтона и Спаркли, после того как на демонстрационном экзамене в Лиге Индиго «Тень и Скала», как прозвали их в колледже, разгромили с блестящим счетом всех претендентов на учебный значок. Всех, в том числе старшую  дочь мэра Виолетту Чамминг, жестоко унизив и осмеяв ее перед публикой в ответ на многочисленные насмешки и издевательства, которыми осыпала Ричарда и Нину «золотая молодежь» школы во главе с Виолеттой. Такого самовлюбленный и обидчивый Чамминг, к тому же любящий свою ненаглядную дочурку как зеницу ока, не мог позволить никому.</w:t>
+      </w:r>
+      <w:r>
+        <w:t xml:space="preserve"> </w:t>
+      </w:r>
+      <w:r>
+        <w:t>Директор школы инсценировал кражу со взломом в 2002 году, спрятав Лунный камень, который хранился в его кабинете и обвинив Нину и Ричарда в этом преступлении. Пара была отчислена с «волчьим билетом», так и не получив права владеть покемонами.</w:t>
+      </w:r>
+    </w:p>
+    <w:p>
+      <w:pPr>
+        <w:spacing w:after="0" w:line="360" w:lineRule="auto"/>
+        <w:jc w:val="both"/>
+      </w:pPr>
+      <w:r>
+        <w:tab/>
+      </w:r>
+      <w:r>
+        <w:t>Ричард не пошел в армию, как Нина. И не остался дома, где его уже никто не ждал. Отец обвинил бы его и захлопнул дверь перед носом. Он отправился в путь, туда, куда всегда хотел. Как странствующий тренер, он уч</w:t>
+      </w:r>
+      <w:r>
+        <w:t>аствовал в поединках на деньги. Он стал тем, кого называют среди тренеров Хекс-маньяками. Возможно, это была женская специфика, такой была даже Агата, член Элитной Четверки, но Ричард знал, что он может то же самое, что эти… «ведьмы». Он был уверен в этом. Всегда знал. И его покемоны только помогли ему раскрыться. Ричард слышал голоса, которых никто не мог слышать, и видел тени, которых не замечали ни люди, ни камеры. И самое страшное – то, что шептали ему тени, всегда сбывалось. Все, что он мог услышать. Поэтому Торнтон всю жизнь бежал, как от сирен, зажимая уши, чтобы не слышать. Ведь он все равно не мог ничего изменить. И всю жизнь же пытался заглянуть в то, что пугало его больше всего.</w:t>
+      </w:r>
+    </w:p>
+    <w:p>
+      <w:pPr>
+        <w:spacing w:after="0" w:line="360" w:lineRule="auto"/>
+        <w:jc w:val="both"/>
+      </w:pPr>
+      <w:r>
+        <w:tab/>
+      </w:r>
+      <w:r>
+        <w:t xml:space="preserve">Как начинающий медиум, Ричард удалился туда, где его никто не мог беспокоить. Тенью он бродил в «нехороших» домах, ночами сидел на кладбищенских надгробиях, словно сознательно проверяя себя на пределы страха – пусть он был хорошим тренером призрачных покемонов, но мрак продолжал пугать. Он читал в библиотеке Лавендера и ночевал в Башне </w:t>
       </w:r>
       <w:r>
         <w:lastRenderedPageBreak/>
-        <w:t>присутствие как законного представителя. Ричард оказался предоставлен сам себе. Тем не менее он продолжал двигаться, возможно только ради того, чтобы доказать отцу – он силен.</w:t>
-      </w:r>
-    </w:p>
-    <w:p>
-      <w:pPr>
-        <w:spacing w:after="0" w:line="360" w:lineRule="auto"/>
-        <w:jc w:val="both"/>
-      </w:pPr>
-      <w:r>
-        <w:tab/>
-      </w:r>
-      <w:r>
-        <w:t xml:space="preserve">Вместе с Ниной они поступили в Пьютерскую школу тренеров – покемон-колледж, который готовил специалистов-тренеров и давал хорошее общее академическое образование. Торнтон специализировался в медиумизме (призрачные покемоны), а Нина – в своих любимых каменных покемонах, и они выступали неизменно парой во всех тренировочных и зачетных боях.  Мисдривус Ричарда, выросший в Мисмагиуса, и его Банетта неожиданно легко сошлись с Джеодудом и Ониксом Нины. Как и сами Ричи и Спарк, их покемоны создавали неудержимую синергию тени и камня. </w:t>
-      </w:r>
-    </w:p>
-    <w:p>
-      <w:pPr>
-        <w:spacing w:after="0" w:line="360" w:lineRule="auto"/>
-        <w:jc w:val="both"/>
-      </w:pPr>
-      <w:r>
-        <w:tab/>
-      </w:r>
-      <w:r>
-        <w:t>Впрочем, в колледже не все было гладко. Директор учебного заведения, будущий мэр Пьютера Питер Чамминг возненавидел Торнтона и Спаркли, после того как на демонстрационном экзамене в Лиге Индиго «Тень и Скала», как прозвали их в колледже, разгромили с блестящим счетом всех претендентов на учебный значок. Всех, в том числе старшую  дочь мэра Виолетту Чамминг, жестоко унизив и осмеяв ее перед публикой в ответ на многочисленные насмешки и издевательства, которыми осыпала Ричарда и Нину «золотая молодежь» школы во главе с Виолеттой. Такого самовлюбленный и обидчивый Чамминг, к тому же любящий свою ненаглядную дочурку как зеницу ока, не мог позволить никому.</w:t>
+        <w:t xml:space="preserve">покемонов, куда даже не доходили письма Нины. Каждое письмо было проблеском радости, но Ричард путешествовал словно в полной темноте, и с каждым днем бессмысленность существования все шире раскрывалась перед ним. Да, он мог помочь людям изгнать призрака. Да, он мог предсказать будущее – теперь он мог настроиться, чтобы пытаться лучше увидеть будущее. </w:t>
+      </w:r>
+      <w:r>
+        <w:tab/>
+      </w:r>
+      <w:r>
+        <w:t>Но что от этого толка? Видеть страдания людей? Видеть и не иметь сил помочь? Ричард знал и слышал слишком много – больше, чем могла выдержать его слабая душа. Ричард потерял надежду. Образ отца, который маячил перед его сознанием, продолжал обвинять. В трусости, в нерешительности. Ты тряпка, Ричард. Тряпка, бегущая от жизни.</w:t>
+      </w:r>
+    </w:p>
+    <w:p>
+      <w:pPr>
+        <w:spacing w:after="0" w:line="360" w:lineRule="auto"/>
+        <w:jc w:val="both"/>
+      </w:pPr>
+      <w:r>
+        <w:tab/>
+      </w:r>
+      <w:r>
+        <w:t>Когда он решил примкнуть к команде Ракета? Наверное, тогда, когда рекрутер этой якудзы заметил сторонящегося людей, молчаливого и замкнутого тренера, обладающего могучими покемонами и знанием, как обращаться с мглой. Предложение рекрутера пало на благодатную почву – хитрец предложил ему не деньги или славу, а нечто большее. Победу над собой. Братство. Семью.</w:t>
+      </w:r>
+    </w:p>
+    <w:p>
+      <w:pPr>
+        <w:spacing w:after="0" w:line="360" w:lineRule="auto"/>
+        <w:jc w:val="both"/>
+      </w:pPr>
+      <w:r>
+        <w:tab/>
+      </w:r>
+      <w:r>
+        <w:t>Вот тогда-то, в 2009, они снова встретились с Ниной. Ей было некуда идти, и Ричи приютил ее также бескорыстно, как когда-то Спаркли каждый день приходила к нему после смерти матери. Торнтон и Спаркли снова объединились уже под сенью якудзы - команды «Ракета».</w:t>
       </w:r>
       <w:r>
         <w:t xml:space="preserve"> </w:t>
       </w:r>
       <w:r>
-        <w:t>Директор школы инсценировал кражу со взломом в 2002 году, спрятав Лунный камень, который хранился в его кабинете и обвинив Нину и Ричарда в этом преступлении. Пара была отчислена с «волчьим билетом», так и не получив права владеть покемонами.</w:t>
-      </w:r>
-    </w:p>
-    <w:p>
-      <w:pPr>
-        <w:spacing w:after="0" w:line="360" w:lineRule="auto"/>
-        <w:jc w:val="both"/>
-      </w:pPr>
-      <w:r>
-        <w:tab/>
-      </w:r>
-      <w:r>
-        <w:t>Ричард не пошел в армию, как Нина. И не остался дома, где его уже никто не ждал. Отец обвинил бы его и захлопнул дверь перед носом. Он отправился в путь, туда, куда всегда хотел. Как странствующий тренер, он уч</w:t>
-      </w:r>
-      <w:r>
-        <w:t>аствовал в поединках на деньги. Он стал тем, кого называют среди тренеров Хекс-маньяками. Возможно, это была женская специфика, такой была даже Агата, член Элитной Четверки, но Ричард знал, что он может то же самое, что эти… «ведьмы». Он был уверен в этом. Всегда знал. И его покемоны только помогли ему раскрыться. Ричард слышал голоса, которых никто не мог слышать, и видел тени, которых не замечали ни люди, ни камеры. И самое страшное – то, что шептали ему тени, всегда сбывалось. Все, что он мог услышать. Поэтому Торнтон всю жизнь бежал, как от сирен, зажимая уши, чтобы не слышать. Ведь он все равно не мог ничего изменить. И всю жизнь же пытался заглянуть в то, что пугало его больше всего.</w:t>
-      </w:r>
-    </w:p>
-    <w:p>
-      <w:pPr>
-        <w:spacing w:after="0" w:line="360" w:lineRule="auto"/>
-        <w:jc w:val="both"/>
-      </w:pPr>
-      <w:r>
-        <w:tab/>
-      </w:r>
-      <w:r>
-        <w:t xml:space="preserve">Как начинающий медиум, Ричард удалился туда, где его никто не мог беспокоить. Тенью он бродил в «нехороших» домах, ночами сидел на кладбищенских надгробиях, словно сознательно проверяя себя на пределы страха – пусть он был хорошим тренером призрачных покемонов, но мрак продолжал пугать. Он читал в библиотеке Лавендера и ночевал в Башне покемонов, куда даже не доходили письма Нины. Каждое письмо было проблеском радости, но Ричард путешествовал словно в полной темноте, и с каждым днем бессмысленность </w:t>
-      </w:r>
+        <w:t>Первое время они занимались боями покемонов без правил и рэкетом неугодных Ракете предпринимателей, а также поддержанием порядка на территории синдиката, а после «Ракета» стала привлекать «запачканных» агентов к более серьезным миссиям. Пути назад у них не было. Ричард знал и это, но узнал слишком поздно. Он винил себя и за то, что испортил жизнь не только себе, но и Нине.</w:t>
+      </w:r>
+    </w:p>
+    <w:p>
+      <w:pPr>
+        <w:spacing w:after="0" w:line="360" w:lineRule="auto"/>
+        <w:jc w:val="both"/>
+      </w:pPr>
+      <w:r>
+        <w:tab/>
+      </w:r>
+      <w:r>
+        <w:t>К 2013 году Нина и Ричард уже завоевали статус одних из самых результативных и оплачиваемых бойцов «Ракеты». Они привлекли внимание Мадиана Фэррингтона, который по поручению отца создавал Отряд 26. Джованни согласился на сотрудничество Нины и Ричарда с Отрядом 26 как дружеский знак (а может быть, как соглядатаев за деятельностью «союзника»).</w:t>
+      </w:r>
+    </w:p>
+    <w:p>
+      <w:pPr>
+        <w:spacing w:after="0" w:line="360" w:lineRule="auto"/>
+        <w:jc w:val="both"/>
+      </w:pPr>
+      <w:r>
+        <w:t>Одной из первых миссий был теракт в Пьютере и ограбление Пьютерского музея, которое было частично успешно – Ричард и Нина не сумели пронести самый большой Лунный камень в Канто сквозь тоннели Лунной горы, но добыли уникальные установки по оживлению ископаемых. Заодно они снесли под основание колледж и серьезно повредили инфраструктуру города, отомстив мэру – все равно родители Нины и Ричарда уже давно умерли.</w:t>
+      </w:r>
+    </w:p>
+    <w:p>
+      <w:pPr>
+        <w:spacing w:after="0" w:line="360" w:lineRule="auto"/>
+        <w:jc w:val="both"/>
+      </w:pPr>
+      <w:r>
+        <w:tab/>
+        <w:t xml:space="preserve"> Ричард выглядит как человек из начал</w:t>
+      </w:r>
+      <w:r>
+        <w:t>а</w:t>
+      </w:r>
+      <w:r>
+        <w:t xml:space="preserve"> 20-го века - в</w:t>
+      </w:r>
+      <w:r>
+        <w:t>ысокий, худой и бледный мужчина с благородными чертами лица</w:t>
+      </w:r>
+      <w:r>
+        <w:t xml:space="preserve">. </w:t>
+      </w:r>
+      <w:r>
+        <w:t xml:space="preserve">Черные волосы </w:t>
+      </w:r>
+      <w:r>
+        <w:t>зализаны назад, убранные в аккуратную прическу</w:t>
+      </w:r>
+      <w:r>
+        <w:t>.</w:t>
+      </w:r>
+      <w:r>
+        <w:t xml:space="preserve"> Он никогда не появляется на публику одетым плохо – в его понимании. Застегнутая на все пуговицы рубашка, туго повязанный узкий черный галстук, и длинное черное пальто, которое он носит вместо, а иногда и поверх старого черного же пиджака сразу заставляют вспомнить о старых гробовщиках или подчеркнуто декадентских университетских преподавателях</w:t>
+      </w:r>
+      <w:r>
+        <w:t xml:space="preserve"> с факультета литературы</w:t>
+      </w:r>
+      <w:r>
+        <w:t>.</w:t>
+      </w:r>
+    </w:p>
+    <w:p>
+      <w:pPr>
+        <w:spacing w:after="0" w:line="360" w:lineRule="auto"/>
+        <w:jc w:val="both"/>
+      </w:pPr>
       <w:r>
         <w:lastRenderedPageBreak/>
-        <w:t xml:space="preserve">существования все шире раскрывалась перед ним. Да, он мог помочь людям изгнать призрака. Да, он мог предсказать будущее – теперь он мог настроиться, чтобы пытаться лучше увидеть будущее. </w:t>
-      </w:r>
-      <w:r>
-        <w:tab/>
-      </w:r>
-      <w:r>
-        <w:t>Но что от этого толка? Видеть страдания людей? Видеть и не иметь сил помочь? Ричард знал и слышал слишком много – больше, чем могла выдержать его слабая душа. Ричард потерял надежду. Образ отца, который маячил перед его сознанием, продолжал обвинять. В трусости, в нерешительности. Ты тряпка, Ричард. Тряпка, бегущая от жизни.</w:t>
-      </w:r>
-    </w:p>
-    <w:p>
-      <w:pPr>
-        <w:spacing w:after="0" w:line="360" w:lineRule="auto"/>
-        <w:jc w:val="both"/>
-      </w:pPr>
-      <w:r>
-        <w:tab/>
-      </w:r>
-      <w:r>
-        <w:t>Когда он решил примкнуть к команде Ракета? Наверное, тогда, когда рекрутер этой якудзы заметил сторонящегося людей, молчаливого и замкнутого тренера, обладающего могучими покемонами и знанием, как обращаться с мглой. Предложение рекрутера пало на благодатную почву – хитрец предложил ему не деньги или славу, а нечто большее. Победу над собой. Братство. Семью.</w:t>
-      </w:r>
-    </w:p>
-    <w:p>
-      <w:pPr>
-        <w:spacing w:after="0" w:line="360" w:lineRule="auto"/>
-        <w:jc w:val="both"/>
-      </w:pPr>
-      <w:r>
-        <w:tab/>
-      </w:r>
-      <w:r>
-        <w:t>Вот тогда-то, в 2009, они снова встретились с Ниной. Ей было некуда идти, и Ричи приютил ее также бескорыстно, как когда-то Спаркли каждый день приходила к нему после смерти матери. Торнтон и Спаркли снова объединились уже под сенью якудзы - команды «Ракета».</w:t>
-      </w:r>
-      <w:r>
-        <w:t xml:space="preserve"> </w:t>
-      </w:r>
-      <w:r>
-        <w:t>Первое время они занимались боями покемонов без правил и рэкетом неугодных Ракете предпринимателей, а также поддержанием порядка на территории синдиката, а после «Ракета» стала привлекать «запачканных» агентов к более серьезным миссиям. Пути назад у них не было. Ричард знал и это, но узнал слишком поздно. Он винил себя и за то, что испортил жизнь не только себе, но и Нине.</w:t>
-      </w:r>
-    </w:p>
-    <w:p>
-      <w:pPr>
-        <w:spacing w:after="0" w:line="360" w:lineRule="auto"/>
-        <w:jc w:val="both"/>
-      </w:pPr>
-      <w:r>
-        <w:tab/>
-      </w:r>
-      <w:r>
-        <w:t>К 2013 году Нина и Ричард уже завоевали статус одних из самых результативных и оплачиваемых бойцов «Ракеты». Они привлекли внимание Мадиана Фэррингтона, который по поручению отца создавал Отряд 26. Джованни согласился на сотрудничество Нины и Ричарда с Отрядом 26 как дружеский знак (а может быть, как соглядатаев за деятельностью «союзника»).</w:t>
-      </w:r>
-    </w:p>
-    <w:p>
-      <w:pPr>
-        <w:spacing w:after="0" w:line="360" w:lineRule="auto"/>
-        <w:jc w:val="both"/>
-      </w:pPr>
-      <w:r>
-        <w:t>Одной из первых миссий был теракт в Пьютере и ограбление Пьютерского музея, которое было частично успешно – Ричард и Нина не сумели пронести самый большой Лунный камень в Канто сквозь тоннели Лунной горы, но добыли уникальные установки по оживлению ископаемых. Заодно они снесли под основание колледж и серьезно повредили инфраструктуру города, отомстив мэру – все равно родители Нины и Ричарда уже давно умерли.</w:t>
-      </w:r>
-    </w:p>
-    <w:p>
-      <w:pPr>
-        <w:spacing w:after="0" w:line="360" w:lineRule="auto"/>
-        <w:jc w:val="both"/>
-      </w:pPr>
-      <w:r>
-        <w:tab/>
-        <w:t xml:space="preserve"> Ричард выглядит как человек из начал</w:t>
-      </w:r>
-      <w:r>
-        <w:t>а</w:t>
-      </w:r>
-      <w:r>
-        <w:t xml:space="preserve"> 20-го века - в</w:t>
-      </w:r>
-      <w:r>
-        <w:t>ысокий, худой и бледный мужчина с благородными чертами лица</w:t>
-      </w:r>
-      <w:r>
-        <w:t xml:space="preserve">. </w:t>
-      </w:r>
-      <w:r>
-        <w:t xml:space="preserve">Черные волосы </w:t>
-      </w:r>
-      <w:r>
-        <w:t>зализаны назад, убранные в аккуратную прическу</w:t>
-      </w:r>
-      <w:r>
-        <w:t>.</w:t>
-      </w:r>
-      <w:r>
-        <w:t xml:space="preserve"> Он никогда не появляется на публику одетым плохо – в его понимании. Застегнутая на все пуговицы рубашка, туго повязанный узкий черный галстук, и длинное черное пальто, которое он носит вместо, а иногда и поверх старого черного же пиджака сразу заставляют вспомнить о старых гробовщиках или подчеркнуто декадентских университетских преподавателях</w:t>
-      </w:r>
-      <w:r>
-        <w:t xml:space="preserve"> с факультета литературы</w:t>
-      </w:r>
-      <w:r>
-        <w:t>.</w:t>
-      </w:r>
-    </w:p>
-    <w:p>
-      <w:pPr>
-        <w:spacing w:after="0" w:line="360" w:lineRule="auto"/>
-        <w:jc w:val="both"/>
-      </w:pPr>
-      <w:r>
         <w:tab/>
         <w:t xml:space="preserve">При этом Ричард умеет </w:t>
       </w:r>
       <w:r>
-        <w:t xml:space="preserve">водить мотоцикл, любит скорость, особенно за тот страх, который она заставляет испытывать. Большой специалист по призрачным и темным покемонам – в его </w:t>
+        <w:t>водить мотоцикл, любит скорость, особенно за тот страх, который она заставляет испытывать. Большой специалист по призрачным и темным покемонам – в его команде состоят Хонтер, Мисмагиус и Тивуль. Ричард знающий медиум, способный чувствовать не только потусторонних покемонов, но и то, что может стоять за ними. Он искушен в истории Канто, философии, изящных искусствах. Ценит книги, особенно бумажные.</w:t>
+      </w:r>
+    </w:p>
+    <w:p>
+      <w:pPr>
+        <w:pStyle w:val="3"/>
+      </w:pPr>
+      <w:r>
+        <w:t>2.1.18. Капитан Борода</w:t>
+      </w:r>
+    </w:p>
+    <w:p>
+      <w:pPr>
+        <w:spacing w:after="0" w:line="360" w:lineRule="auto"/>
+        <w:jc w:val="both"/>
+      </w:pPr>
+      <w:r>
+        <w:tab/>
+      </w:r>
+      <w:r>
+        <w:t xml:space="preserve">Барт Ротфус родился в городе-порту Вермилион в 1970 году и с детства знал, что другого пути, кроме как стать моряком, у него нет. И дело знакомое, вся многочисленная родня уже в море, ходит матросами, лоцманами и шкиперами (в зависимости от степени везучести и богатства), да и других способов заработка будущий Капитан Борода не видел. Для бедной и многодетной семьи обучение во всяких частных школах, университетах и тренерских колледжах было недоступно, а чтобы поступать по квоте, Барт не вышел умом. Поэтому с 14 лет он нанялся на каботажник, где и проходил почти 12 лет, ведя обычную моряцкую жизнь. Рейс, зарплата, гулянки. В середине 90-х грянул мировой экономический кризис, и бизнес каботажника, с которым ходил Ротфус, притух. Борода, как и другие моряки, осел в порту, берясь за всякую работу и наблюдая за тем, как регион нищает и пытается </w:t>
+      </w:r>
+      <w:r>
+        <w:t>выбраться из экономической ямы.</w:t>
+      </w:r>
+    </w:p>
+    <w:p>
+      <w:pPr>
+        <w:spacing w:after="0" w:line="360" w:lineRule="auto"/>
+        <w:jc w:val="both"/>
+      </w:pPr>
+      <w:r>
+        <w:tab/>
+      </w:r>
+      <w:r>
+        <w:t>Вот в такое-то лихое время Бартоломью «Борода» Ротфус, уже получивший свою кличку, и выбился в люди. Надо сказать, совершенно случайно – дуракам везет. Барт больше всего любил четыре вещи – море, выпивку и женщин. И азартные игры. Очень уж любит Барт подергать удачу за бороду, хотя часто проигрывает. В далеком 1997 году, играя в блекджек с коммерсантом, Бартоломью поставил весь общий денежный фонд их с друзьями компании против… небольшого каботажного судна. И выиграл, выиграл! Коммерсант был не в восторге от произошедшего, однако карточный долг платежом красен – не то чтобы он уважал эти правила, но Барт и его ребята популярно пояснили, что бывает, если не отдавать карточные долги.</w:t>
+      </w:r>
+    </w:p>
+    <w:p>
+      <w:pPr>
+        <w:spacing w:after="0" w:line="360" w:lineRule="auto"/>
+        <w:jc w:val="both"/>
+      </w:pPr>
+      <w:r>
+        <w:tab/>
+      </w:r>
+      <w:r>
+        <w:t>Череда везения на этом не закончилась. Мало было получить судно, которое Борода переименовал в «</w:t>
+      </w:r>
+      <w:r>
+        <w:t>Морскую Свинью</w:t>
+      </w:r>
+      <w:r>
+        <w:t>». Нужно было как-то удержать его на плаву и разбогатеть. И тогда Капитан Борода наладил связи с «Ракетой», которая набрала силу и искала новых союзников. Перевозка контрабанды помогла новоявленному контрабандисту и его команде выжить и перебраться на новый уровень. Богатство если не хлынуло рекой, то на еду и топливо теперь точно хватало.</w:t>
+      </w:r>
+    </w:p>
+    <w:p>
+      <w:pPr>
+        <w:spacing w:after="0" w:line="360" w:lineRule="auto"/>
+        <w:jc w:val="both"/>
+      </w:pPr>
+      <w:r>
+        <w:tab/>
+      </w:r>
+      <w:r>
+        <w:t>Так прошло несколько лет спокойствия, но Капитан Борода был не из тех, кто удовлетворяется достигнутым и вообще ведет себя как пай-мальчик. Уж неизвестно, что этот шумный бородатый толстяк натворил и с кем рассорился, вот только в 2005-м из порта Вермилиона ему пришлось уходить на всех парах, пока по его душу не пришли агенты «Ракеты».</w:t>
+      </w:r>
+    </w:p>
+    <w:p>
+      <w:pPr>
+        <w:spacing w:after="0" w:line="360" w:lineRule="auto"/>
+        <w:jc w:val="both"/>
+      </w:pPr>
+      <w:r>
+        <w:t xml:space="preserve">С той поры и до конца 2013 года Барт и его «орлы» отирались в основном возле порта Фуксии и ходили в Джото каботажными рейсами. Виновность Бороды доказать не удалось, и пузан </w:t>
       </w:r>
       <w:r>
         <w:lastRenderedPageBreak/>
-        <w:t>команде состоят Хонтер, Мисмагиус и Тивуль. Ричард знающий медиум, способный чувствовать не только потусторонних покемонов, но и то, что может стоять за ними. Он искушен в истории Канто, философии, изящных искусствах. Ценит книги, особенно бумажные.</w:t>
-      </w:r>
-    </w:p>
-    <w:p>
-      <w:pPr>
-        <w:pStyle w:val="3"/>
-      </w:pPr>
-      <w:r>
-        <w:t>2.1.18. Капитан Борода</w:t>
-      </w:r>
-    </w:p>
-    <w:p>
-      <w:pPr>
-        <w:spacing w:after="0" w:line="360" w:lineRule="auto"/>
-        <w:jc w:val="both"/>
-      </w:pPr>
-      <w:r>
-        <w:tab/>
-      </w:r>
-      <w:r>
-        <w:t xml:space="preserve">Барт Ротфус родился в городе-порту Вермилион в 1970 году и с детства знал, что другого пути, кроме как стать моряком, у него нет. И дело знакомое, вся многочисленная родня уже в море, ходит матросами, лоцманами и шкиперами (в зависимости от степени везучести и богатства), да и других способов заработка будущий Капитан Борода не видел. Для бедной и многодетной семьи обучение во всяких частных школах, университетах и тренерских колледжах было недоступно, а чтобы поступать по квоте, Барт не вышел умом. Поэтому с 14 лет он нанялся на каботажник, где и проходил почти 12 лет, ведя обычную моряцкую жизнь. Рейс, зарплата, гулянки. В середине 90-х грянул мировой экономический кризис, и бизнес каботажника, с которым ходил Ротфус, притух. Борода, как и другие моряки, осел в порту, берясь за всякую работу и наблюдая за тем, как регион нищает и пытается </w:t>
-      </w:r>
-      <w:r>
-        <w:t>выбраться из экономической ямы.</w:t>
-      </w:r>
-    </w:p>
-    <w:p>
-      <w:pPr>
-        <w:spacing w:after="0" w:line="360" w:lineRule="auto"/>
-        <w:jc w:val="both"/>
-      </w:pPr>
-      <w:r>
-        <w:tab/>
-      </w:r>
-      <w:r>
-        <w:t>Вот в такое-то лихое время Бартоломью «Борода» Ротфус, уже получивший свою кличку, и выбился в люди. Надо сказать, совершенно случайно – дуракам везет. Барт больше всего любил четыре вещи – море, выпивку и женщин. И азартные игры. Очень уж любит Барт подергать удачу за бороду, хотя часто проигрывает. В далеком 1997 году, играя в блекджек с коммерсантом, Бартоломью поставил весь общий денежный фонд их с друзьями компании против… небольшого каботажного судна. И выиграл, выиграл! Коммерсант был не в восторге от произошедшего, однако карточный долг платежом красен – не то чтобы он уважал эти правила, но Барт и его ребята популярно пояснили, что бывает, если не отдавать карточные долги.</w:t>
-      </w:r>
-    </w:p>
-    <w:p>
-      <w:pPr>
-        <w:spacing w:after="0" w:line="360" w:lineRule="auto"/>
-        <w:jc w:val="both"/>
-      </w:pPr>
-      <w:r>
-        <w:tab/>
-      </w:r>
-      <w:r>
-        <w:t>Череда везения на этом не закончилась. Мало было получить судно, которое Борода переименовал в «</w:t>
-      </w:r>
-      <w:r>
-        <w:t>Морскую Свинью</w:t>
-      </w:r>
-      <w:r>
-        <w:t>». Нужно было как-то удержать его на плаву и разбогатеть. И тогда Капитан Борода наладил связи с «Ракетой», которая набрала силу и искала новых союзников. Перевозка контрабанды помогла новоявленному контрабандисту и его команде выжить и перебраться на новый уровень. Богатство если не хлынуло рекой, то на еду и топливо теперь точно хватало.</w:t>
-      </w:r>
-    </w:p>
-    <w:p>
-      <w:pPr>
-        <w:spacing w:after="0" w:line="360" w:lineRule="auto"/>
-        <w:jc w:val="both"/>
-      </w:pPr>
-      <w:r>
-        <w:tab/>
-      </w:r>
-      <w:r>
-        <w:t>Так прошло несколько лет спокойствия, но Капитан Борода был не из тех, кто удовлетворяется достигнутым и вообще ведет себя как пай-мальчик. Уж неизвестно, что этот шумный бородатый толстяк натворил и с кем рассорился, вот только в 2005-м из порта Вермилиона ему пришлось уходить на всех парах, пока по его душу не пришли агенты «Ракеты».</w:t>
-      </w:r>
-    </w:p>
-    <w:p>
-      <w:pPr>
-        <w:spacing w:after="0" w:line="360" w:lineRule="auto"/>
-        <w:jc w:val="both"/>
-      </w:pPr>
-      <w:r>
-        <w:t xml:space="preserve">С той поры и до конца 2013 года Барт и его «орлы» отирались в основном возле порта Фуксии и ходили в Джото каботажными рейсами. Виновность Бороды доказать не удалось, и пузан продолжал совершать «серые ходки», перевозя как вполне невинные, так и не очень товары, </w:t>
-      </w:r>
-      <w:r>
-        <w:lastRenderedPageBreak/>
-        <w:t>например, контрабандное пиво. За преступления это Бартоломью не считал, тем более, что были у него принципы, которых капитан не нарушал – например, перевозить наркотики.</w:t>
+        <w:t>продолжал совершать «серые ходки», перевозя как вполне невинные, так и не очень товары, например, контрабандное пиво. За преступления это Бартоломью не считал, тем более, что были у него принципы, которых капитан не нарушал – например, перевозить наркотики.</w:t>
       </w:r>
     </w:p>
     <w:p>
@@ -8700,7 +8709,7 @@
 </file>
 
 <file path=customXml/itemProps1.xml><?xml version="1.0" encoding="utf-8"?>
-<ds:datastoreItem xmlns:ds="http://schemas.openxmlformats.org/officeDocument/2006/customXml" ds:itemID="{EF401DB1-AC6C-4218-82ED-1640869CDC41}">
+<ds:datastoreItem xmlns:ds="http://schemas.openxmlformats.org/officeDocument/2006/customXml" ds:itemID="{50402B57-1F9E-484C-986C-4DF47AB1EB20}">
   <ds:schemaRefs>
     <ds:schemaRef ds:uri="http://schemas.openxmlformats.org/officeDocument/2006/bibliography"/>
   </ds:schemaRefs>

--- a/design/Pokemon RE Lorebook.docx
+++ b/design/Pokemon RE Lorebook.docx
@@ -4,7 +4,8 @@
   <w:body>
     <w:p>
       <w:pPr>
-        <w:jc w:val="center"/>
+        <w:spacing w:after="0" w:line="360" w:lineRule="auto"/>
+        <w:jc w:val="both"/>
         <w:rPr>
           <w:rFonts w:ascii="Pocket Monk" w:hAnsi="Pocket Monk"/>
           <w:sz w:val="220"/>
@@ -24,7 +25,8 @@
     </w:p>
     <w:p>
       <w:pPr>
-        <w:jc w:val="center"/>
+        <w:spacing w:after="0" w:line="360" w:lineRule="auto"/>
+        <w:jc w:val="both"/>
         <w:rPr>
           <w:rFonts w:ascii="Neuropol X Rg" w:hAnsi="Neuropol X Rg"/>
           <w:sz w:val="96"/>
@@ -44,7 +46,8 @@
     </w:p>
     <w:p>
       <w:pPr>
-        <w:jc w:val="center"/>
+        <w:spacing w:after="0" w:line="360" w:lineRule="auto"/>
+        <w:jc w:val="both"/>
         <w:rPr>
           <w:rFonts w:ascii="Neuropol X Rg" w:hAnsi="Neuropol X Rg"/>
           <w:sz w:val="96"/>
@@ -55,7 +58,8 @@
     </w:p>
     <w:p>
       <w:pPr>
-        <w:jc w:val="center"/>
+        <w:spacing w:after="0" w:line="360" w:lineRule="auto"/>
+        <w:jc w:val="both"/>
         <w:rPr>
           <w:rFonts w:ascii="Neuropol X Rg" w:hAnsi="Neuropol X Rg"/>
           <w:sz w:val="96"/>
@@ -66,7 +70,8 @@
     </w:p>
     <w:p>
       <w:pPr>
-        <w:jc w:val="center"/>
+        <w:spacing w:after="0" w:line="360" w:lineRule="auto"/>
+        <w:jc w:val="both"/>
         <w:rPr>
           <w:rFonts w:ascii="Neuropol X Rg" w:hAnsi="Neuropol X Rg"/>
           <w:sz w:val="96"/>
@@ -77,7 +82,8 @@
     </w:p>
     <w:p>
       <w:pPr>
-        <w:jc w:val="center"/>
+        <w:spacing w:after="0" w:line="360" w:lineRule="auto"/>
+        <w:jc w:val="both"/>
         <w:rPr>
           <w:rFonts w:ascii="Neuropol X Rg" w:hAnsi="Neuropol X Rg"/>
           <w:sz w:val="96"/>
@@ -88,7 +94,8 @@
     </w:p>
     <w:p>
       <w:pPr>
-        <w:jc w:val="center"/>
+        <w:spacing w:after="0" w:line="360" w:lineRule="auto"/>
+        <w:jc w:val="both"/>
         <w:rPr>
           <w:rFonts w:ascii="Neuropol X Rg" w:hAnsi="Neuropol X Rg"/>
           <w:sz w:val="72"/>
@@ -108,7 +115,8 @@
     </w:p>
     <w:p>
       <w:pPr>
-        <w:jc w:val="center"/>
+        <w:spacing w:after="0" w:line="360" w:lineRule="auto"/>
+        <w:jc w:val="both"/>
         <w:rPr>
           <w:rFonts w:ascii="Neuropol X Rg" w:hAnsi="Neuropol X Rg"/>
           <w:sz w:val="72"/>
@@ -123,11 +131,14 @@
           <w:szCs w:val="96"/>
           <w:lang w:val="en-US"/>
         </w:rPr>
+        <w:lastRenderedPageBreak/>
         <w:t>Version 1.0</w:t>
       </w:r>
     </w:p>
     <w:p>
       <w:pPr>
+        <w:spacing w:after="0" w:line="360" w:lineRule="auto"/>
+        <w:jc w:val="both"/>
         <w:rPr>
           <w:rFonts w:asciiTheme="majorHAnsi" w:eastAsiaTheme="majorEastAsia" w:hAnsiTheme="majorHAnsi" w:cstheme="majorBidi"/>
           <w:color w:val="365F91" w:themeColor="accent1" w:themeShade="BF"/>
@@ -1190,6 +1201,9 @@
         <w:t xml:space="preserve">перед великими Сэннин, повелевающими Ки с помощью </w:t>
       </w:r>
       <w:r>
+        <w:t xml:space="preserve">Сонмицу, «Трех Тайн»: </w:t>
+      </w:r>
+      <w:r>
         <w:t>«</w:t>
       </w:r>
       <w:r>
@@ -2266,7 +2280,7 @@
         <w:t>Ниже представлены описания персонаже</w:t>
       </w:r>
       <w:r>
-        <w:t>й и фракций, участвующих в игре. Персонажи игроков пока не представлены, поскольку ждут проработки со стороны авторов персонажей.</w:t>
+        <w:t xml:space="preserve">й и фракций, участвующих в игре. </w:t>
       </w:r>
     </w:p>
     <w:p>
@@ -2276,13 +2290,12 @@
         <w:jc w:val="both"/>
       </w:pPr>
       <w:r>
-        <w:t xml:space="preserve">2.1. </w:t>
-      </w:r>
-      <w:r>
-        <w:t>Персонажи</w:t>
-      </w:r>
-    </w:p>
-    <w:p/>
+        <w:t>2.2.</w:t>
+      </w:r>
+      <w:r>
+        <w:t xml:space="preserve"> Персонажи игроков</w:t>
+      </w:r>
+    </w:p>
     <w:p>
       <w:pPr>
         <w:pStyle w:val="3"/>
@@ -2290,160 +2303,222 @@
         <w:jc w:val="both"/>
       </w:pPr>
       <w:r>
-        <w:t>2.1.1. Абрахам Фэррингтон</w:t>
-      </w:r>
-    </w:p>
-    <w:p>
-      <w:pPr>
-        <w:spacing w:after="0" w:line="360" w:lineRule="auto"/>
-        <w:jc w:val="both"/>
-      </w:pPr>
-      <w:r>
-        <w:tab/>
-        <w:t>Родился в богатом, знатном и древнем роду Фэррингтон в Канто, где-то в округе города Силадон в 1911 году. Отец Абрахама, лорд Рональд Фэррингтон был конгрессменом от округа. Мать, которую Абрахам никогда не знал, Мария, еще в детстве отказалась от брака, выйдя замуж за сенатора региона, поскольку Рональд не имел амбиций к власти и продвижению. Зато их сполна имел сын, Абрахам. Обладая недюжинными умственными способностями, острым умом, Абрахам с ранних лет задыхался в пасторальном имении Фэррингтон, сонном и вялом на взгляд мальчика - на самом же деле всего лишь тихом и счастливом уголке на взгляд его отца, пусть и лишенном части души после ухода Марии.</w:t>
-      </w:r>
-    </w:p>
-    <w:p>
-      <w:pPr>
-        <w:spacing w:after="0" w:line="360" w:lineRule="auto"/>
-        <w:jc w:val="both"/>
-      </w:pPr>
-      <w:r>
-        <w:tab/>
-        <w:t>Чувствуя в себе зачатки чего-то великого, мальчик с ранних лет отличался гордостью, холодностью и хитростью. Он знал, когда следует промолчать и скрыть истинные мысли. К тому же оказалось, что юный Абрахам не обладает эмпатией. Случайное, непреднамеренное убийство покемона (Мэрилл своей кузины) не оставило в мальчике отклика - ни горя, ни удовольствия. Он лишь постарался замести следы произошедшего. Покемоны уже тогда перестали доверять мальчику, но Абрахам никогда и не стремился в отличие от сверстников возиться с этими странными существами. Не понимал он и интереса к медицине или технологиям – но признавал пользу и покемонов, и людской учености.</w:t>
-      </w:r>
-    </w:p>
-    <w:p>
-      <w:pPr>
-        <w:spacing w:after="0" w:line="360" w:lineRule="auto"/>
-        <w:jc w:val="both"/>
-      </w:pPr>
-      <w:r>
-        <w:tab/>
-        <w:t>Годы спустя Абрахам уже был одним из лучших студентов Силадонского университета, где изучал право. Умный и активный студент вступил в одну из двух партий региона - "зеленые" много лет перевешивали позиции "технократов" в Сенате, и Абрахам примкнул к первым, как и его отец. В то же время Абрахам продолжал поддерживать тесные отношения с отцом. Приятельские. Во всяком случае так казалось отцу. Благодаря отцу Абрахам вошел в партийные собрания и вскоре наладил собственный большой круг связей - юноша умел быть очень обаятельным и интересным собеседником, к тому же занимал активную гражданскую позицию. Используя деньги семейства, Абрахам делал взносы в благотворительные фонды, поддерживал общественные акции и малу-помалу перетянул на себя одеяло власти. "Сонный Рональд" так и не понял до самого конца, в чьи руки отдал капиталы семьи и авторитет в партии - не понял, что Абрахам втайне все эти годы презирал его за то, что считал слабостью и инертностью, но пользовался отцом.</w:t>
-      </w:r>
-    </w:p>
-    <w:p>
-      <w:pPr>
-        <w:spacing w:after="0" w:line="360" w:lineRule="auto"/>
-        <w:jc w:val="both"/>
-      </w:pPr>
-      <w:r>
-        <w:tab/>
-        <w:t xml:space="preserve">Абрахам баллотировался на выборы и победил, став самым молодым конгрессменом за последние сто лет и заместив ушедшего в отставку отца. Рональд Фэррингтон вскоре скончался (от </w:t>
-      </w:r>
+        <w:t>2.1.1. Син</w:t>
+      </w:r>
+    </w:p>
+    <w:p>
+      <w:pPr>
+        <w:spacing w:after="0" w:line="360" w:lineRule="auto"/>
+        <w:jc w:val="both"/>
+      </w:pPr>
+      <w:r>
+        <w:tab/>
+        <w:t xml:space="preserve">Этот небольшой шайни-Снайви </w:t>
+      </w:r>
+      <w:r>
+        <w:t xml:space="preserve">родился в </w:t>
+      </w:r>
+      <w:r>
+        <w:t xml:space="preserve">небольшом </w:t>
+      </w:r>
+      <w:r>
+        <w:t>элитном питомнике покемон</w:t>
+      </w:r>
+      <w:r>
+        <w:t>ов в Юнове,</w:t>
+      </w:r>
+      <w:r>
+        <w:t xml:space="preserve"> в 2017-м</w:t>
+      </w:r>
+      <w:r>
+        <w:t xml:space="preserve"> году. Здесь прекрасные покемон-бридеры состязались в селекции стартовых покемонов, чтобы раскрыть до предела потенциал, заложенный матерью-природой</w:t>
+      </w:r>
+      <w:r>
+        <w:t xml:space="preserve"> в этих существ. Снайви, Тепиги и Ошавотты – мирные, хорошо управляемые, в меру безопасные для новичков покемоны, для которых были обеспечены все достойные условия. </w:t>
+      </w:r>
+      <w:r>
+        <w:t xml:space="preserve">Лучшие из лучших, наделенные самыми необычными, скрытыми способностями передавались детям богачей, которые желали начать свой тренерский путь с эксклюзивного покемона. </w:t>
+      </w:r>
+    </w:p>
+    <w:p>
+      <w:pPr>
+        <w:spacing w:after="0" w:line="360" w:lineRule="auto"/>
+        <w:jc w:val="both"/>
+      </w:pPr>
+      <w:r>
+        <w:tab/>
+        <w:t xml:space="preserve">Син был одним из таких. </w:t>
+      </w:r>
+      <w:r>
+        <w:t>Помимо своей уникальной внешности, о</w:t>
+      </w:r>
+      <w:r>
+        <w:t xml:space="preserve">н обладал уникальной скрытой способностью, которую классифицировали как </w:t>
+      </w:r>
+      <w:r>
+        <w:rPr>
+          <w:lang w:val="en-US"/>
+        </w:rPr>
+        <w:t>Contrary</w:t>
+      </w:r>
+      <w:r>
+        <w:t xml:space="preserve"> – то, что должно было уронить его боевые качества, только поднимало их.</w:t>
+      </w:r>
+      <w:r>
+        <w:t xml:space="preserve"> То же самое касалось духа покемона. Син с самого момента своего вылупления отличался достаточно серьезным и целеустремленным нравом. </w:t>
+      </w:r>
+      <w:r>
+        <w:t>Бридер</w:t>
+      </w:r>
+      <w:r>
+        <w:t xml:space="preserve"> подошел к задаче с толком – не сломав покемона, он дал Сину все нужные уроки, обуч</w:t>
+      </w:r>
+      <w:r>
+        <w:t>ив его мощным приемам и воспитав основам взаимодействия с людьми.</w:t>
+      </w:r>
+    </w:p>
+    <w:p>
+      <w:pPr>
+        <w:spacing w:after="0" w:line="360" w:lineRule="auto"/>
+        <w:jc w:val="both"/>
+      </w:pPr>
+      <w:r>
+        <w:tab/>
+        <w:t>Так бы С</w:t>
+      </w:r>
+      <w:r>
+        <w:t>ин и достался какому-нибудь «золотому мальчику» в день его 11-летия как первый покемон, и</w:t>
+      </w:r>
+      <w:r>
+        <w:t xml:space="preserve"> </w:t>
+      </w:r>
+      <w:r>
+        <w:t>вел бы ничем не примечательную жизнь, но в одну прекрасную ночь питомник подвергся нападению. Агенты Джованни, бойцы команды «Ракета», которые как раз пытались распространить влияние синдиката на заграничный регион, выкрали всех покемонов прямо в покеболах, в том числе Сина.</w:t>
+      </w:r>
+    </w:p>
+    <w:p>
+      <w:pPr>
+        <w:spacing w:after="0" w:line="360" w:lineRule="auto"/>
+        <w:jc w:val="both"/>
+      </w:pPr>
+      <w:r>
+        <w:tab/>
+        <w:t>Позже, уже на дирижабле «Ракеты», Сину удалось бежать только чудом, благодаря диверсии агента Скаутов, из-за которой летательному средству пришлось сесть у Лунной Горы, а клетки были открыты. Син пробил себе дорогу наружу силой и скрылся в недрах таинственной Лунной горы.</w:t>
+      </w:r>
+      <w:r>
+        <w:t xml:space="preserve"> Там травяной покемон завел знакомство с одним из Клафейри, населяющих гору, и встретился с командой Хацумо и Рика, которые убедили ег</w:t>
+      </w:r>
+      <w:r>
+        <w:t>о помочь защитить Лунный камень</w:t>
+      </w:r>
+      <w:r>
+        <w:t xml:space="preserve"> от негодного сына мэра Пьютера: Рик и Хацумо сумели </w:t>
+      </w:r>
+      <w:r>
+        <w:t>договориться и забрать</w:t>
+      </w:r>
+      <w:r>
+        <w:t xml:space="preserve"> драгоценность у Нины и Ричарда, но </w:t>
+      </w:r>
+      <w:r>
+        <w:t xml:space="preserve">завистливый, подлый и грубый </w:t>
+      </w:r>
+      <w:r>
+        <w:t>сын мэра, Генри Чамминг, пожелал присвоить себе и славу, и камень, чт</w:t>
+      </w:r>
+      <w:r>
+        <w:t>обы вернуть его в музей Пьютера (и лишить племя Клафейри  их святыни).</w:t>
+      </w:r>
+    </w:p>
+    <w:p>
+      <w:pPr>
+        <w:spacing w:after="0" w:line="360" w:lineRule="auto"/>
+        <w:jc w:val="both"/>
+      </w:pPr>
+      <w:r>
+        <w:tab/>
+        <w:t xml:space="preserve">Син помог отбить атаку, и отправился в путешествие вместе с группой Хацумо. На старой электростанции у Пьютера, куда герои забрели случайно, </w:t>
+      </w:r>
+      <w:r>
+        <w:t>Син стал родителем. Не в прямом смысле, но в переносном. Маленькое беспризорное яйцо Тогени, которое тренеры забрали с собой</w:t>
+      </w:r>
+      <w:r>
+        <w:t>, попало под опеку Снайви. Первым, кого Тогени увидела, был Син…</w:t>
+      </w:r>
+    </w:p>
+    <w:p>
+      <w:pPr>
+        <w:spacing w:after="0" w:line="360" w:lineRule="auto"/>
+        <w:jc w:val="both"/>
+      </w:pPr>
       <w:r>
         <w:lastRenderedPageBreak/>
-        <w:t>рака желудка? или от чего-то еще?). Прежняя линия поведения продолжилась. Теперь освободившийся от воли отца лорд Фэррингтон расширял свое влияние на весь регион. Годы и годы, за которые он насадил своих единомышленников, должников и ставленников на места в Палате конгрессменов; собирал компромат на политических оппонентов; расширял личный бизнес, играл на бирже, инвестировал в крупные корпорации, приумножив капитал рода в десятки и сотни раз. Прозорливый и умный, хитрый и гибкий, без сомнения смелый и сильный человек, мастер грязной игры, Абрахам никогда не останавливался на достигнутом.</w:t>
-      </w:r>
-    </w:p>
-    <w:p>
-      <w:pPr>
-        <w:spacing w:after="0" w:line="360" w:lineRule="auto"/>
-        <w:jc w:val="both"/>
-      </w:pPr>
-      <w:r>
-        <w:tab/>
-        <w:t>Кресло сенатора, в которое 40-летний мужчина опустился с вожделением, не было пределом. Абрахам искренне считал, что имеет право на все, и лишь маскировал свои побуждения под благие дела, чтобы не встать против «морализаторской машины общества, слепого стада обывателей, которое не повинуется открытым понуканиям». Маскировка успешна –для широкой публики он законопослушный меценат, добропорядочный предприниматель, брокер и уважаемый джентльмен. Его речи о демократии, дружбе и мире слишком многих обманывают. Лишь некоторые, вроде конгрессмена Вейнрайт, не принимают их за чистую монету. Он сполна впитал в себя философию Ницше, и воспитал в том же духе своих сыновей – приемного сына, племянника Джона и родного Мадиана. Женщины же, которые родили их, словно по злому року, довлеющему над родом Фэррингтона, не зажились на свете.</w:t>
-      </w:r>
-    </w:p>
-    <w:p>
-      <w:pPr>
-        <w:spacing w:after="0" w:line="360" w:lineRule="auto"/>
-        <w:jc w:val="both"/>
-      </w:pPr>
-      <w:r>
-        <w:tab/>
-        <w:t>Спустя  полвека, в 1951-м году, в его руки попали 26-й свиток и моккан через какого-то оккультиста, занимавшегося изучением призрачных покемонов. Все это время текст гулял из рук в руки, словно в поисках кого-то, кто мог полностью раскрыть его потенциал, и лишь попав к Фэррингтону, моккан полностью проявил свои паранормальные способности. Говорят, именно с тех пор Абрахам стал ненавистен покемонам. И именно с тех пор страх смерти, который преследовал мужчину, стал все возрастать.</w:t>
-      </w:r>
-    </w:p>
-    <w:p>
-      <w:pPr>
-        <w:spacing w:after="0" w:line="360" w:lineRule="auto"/>
-        <w:jc w:val="both"/>
-      </w:pPr>
-      <w:r>
-        <w:tab/>
-        <w:t>Будучи прагматичным человеком, Абрахам верил в возможность сверхъестественного, поскольку призрачные покемоны уже существовали в реальности, несмотря на все заверения ученых, что это всего лишь еще одна форма аномальной жизни с необычными квантовыми макроэффектами. Фэррингтон прислушался к оккультистке, и возможно, увидел в ее словах здравый смысл.  Он провел глубокие исследования текстов с помощью привлеченных лингвистов, химиков и физиков из частных лабораторий по всему свету. Именно Абрахам создал Фонд имени Гарднера, основной целью которого официально было «сохранение исторического наследия», а на самом деле – изучение наследия Тэнти для целей сенатора-«мецената».</w:t>
-      </w:r>
-    </w:p>
-    <w:p>
-      <w:pPr>
-        <w:spacing w:after="0" w:line="360" w:lineRule="auto"/>
-        <w:jc w:val="both"/>
-      </w:pPr>
-      <w:r>
-        <w:tab/>
-        <w:t xml:space="preserve">Сопоставляя обрывочные данные из текстов моккан, закодированные в гу-гэн, трудные для непосредственного, буквального понимания выкладки, Фэррингтон понял, что мало отыскать артефакт и место залегания древнего храма. Для того, чтобы ритуал активации артефакта, названного специалистами Осью Мира, прошел успешно, требовалось совершить нечто почти невероятное. «Наполнить мир, как наполняют чернила воду капля за каплей». На момент первой </w:t>
-      </w:r>
-      <w:r>
-        <w:lastRenderedPageBreak/>
-        <w:t>встречи ему было 41 лет, но когда Фэррингтон осознал, что находится на пороге превращения в ничто, он начал действовать.</w:t>
-      </w:r>
-    </w:p>
-    <w:p>
-      <w:pPr>
-        <w:spacing w:after="0" w:line="360" w:lineRule="auto"/>
-        <w:jc w:val="both"/>
-      </w:pPr>
-      <w:r>
-        <w:tab/>
-        <w:t>В начале 80-х годов Абрахам Фэррингтон налаживает первые связи с синдикатом «Ракета», который на тот момент еще возглавляла Мадам Босс. Возможно, именно тогда «Ракета» начала свое восхождение на преступную арену Канто и Джото. Тогда же начались многочисленные и разнообразные неэтичные эксперименты с покемонами, тайно проводимые специалистами «Ракеты», и финансируемые в том числе Фэррингтоном-старшим. В 1975-м экспедиции Ракеты в Гвиане обнаружили редчайшего покемона Мью, а спустя 20 лет клон – Мьюту –стал служить Джованни для его злодейских целей. Так, уже в 1997-м году лавендерский приют «Три добродетели» превратился в закрытую школу, где проводились опыты над детьми, но до 2012-го года Фэррингтон и «Ракета» не осмеливались заявить открыто о своем могуществе. Лишь последние несколько лет Канто начал страдать от жестоких преступлений, разгула контрабанды и бездействия властей – Фэррингтон проник в верха правительства Канто, лоббируя деятельность своих «фондов» и торпедируя все попытки развернуть по настоящему серьезное противодействие «Ракете».</w:t>
-      </w:r>
-    </w:p>
-    <w:p>
-      <w:pPr>
-        <w:spacing w:after="0" w:line="360" w:lineRule="auto"/>
-        <w:jc w:val="both"/>
-      </w:pPr>
-      <w:r>
-        <w:tab/>
-        <w:t xml:space="preserve">В последние годы он все чаще внешне «отстраняется» от дел, ссылаясь на нездоровье, но по факту он сохраняет место сенатора, своих многочисленных пешек, которых держит в паутине компромата и междуусобиц, а также внушительные пакеты акций в корпорации Девон и десятке перспективных стартапов, и влияние в команде Ракета. Поэтому </w:t>
-      </w:r>
-      <w:r>
-        <w:t>мощь</w:t>
-      </w:r>
-      <w:r>
-        <w:t xml:space="preserve"> </w:t>
-      </w:r>
-      <w:r>
-        <w:t>его</w:t>
-      </w:r>
-      <w:r>
-        <w:t xml:space="preserve"> </w:t>
-      </w:r>
-      <w:r>
-        <w:t xml:space="preserve">лишь растет. </w:t>
-      </w:r>
-    </w:p>
-    <w:p>
-      <w:pPr>
-        <w:spacing w:after="0" w:line="360" w:lineRule="auto"/>
-        <w:jc w:val="both"/>
-      </w:pPr>
-      <w:r>
-        <w:tab/>
-      </w:r>
-      <w:r>
-        <w:t>Несмотря на то, что лорд Фэррингтон сохранил острый и сильный ум и несомненную харизму, он не может жить без постоянных поддерживающих процедур. На публике он все еще ходит на своих двоих (силой воли</w:t>
-      </w:r>
-      <w:r>
-        <w:t>, опорными скелетами</w:t>
-      </w:r>
-      <w:r>
-        <w:t xml:space="preserve"> и сильными препаратами), тогда как в личных владениях часто появляется на коляске с передовыми системами жизнеобеспечения. Он поддерживает свое дряхлое</w:t>
-      </w:r>
-      <w:r>
-        <w:t xml:space="preserve"> тело передовыми препаратами, и закрывает свой разум уникальной диадемой из кристаллов Психического и Темного типа, поскольку возможно самый большой страх Фэррингтона после смерти – утерять контроль над собой.</w:t>
-      </w:r>
-    </w:p>
-    <w:p>
-      <w:pPr>
-        <w:spacing w:after="0" w:line="360" w:lineRule="auto"/>
-        <w:jc w:val="both"/>
-      </w:pPr>
-      <w:r>
-        <w:br w:type="page"/>
+        <w:tab/>
+        <w:t xml:space="preserve">Став родителем маленького и озорного птенчика, Син одновременно получил </w:t>
+      </w:r>
+      <w:r>
+        <w:t>и возможность полностью раскрыть свой характер как заботливого старшего брата, основательного, серьезного и немного по-детски недоверчивого, и… кучу новых хлопот и угроз. Одной из самых опасных стала встреча с Деби Коулетт</w:t>
+      </w:r>
+      <w:r>
+        <w:t xml:space="preserve"> в маленьком городке Овари, что у Церулина</w:t>
+      </w:r>
+      <w:r>
+        <w:t>.</w:t>
+      </w:r>
+    </w:p>
+    <w:p>
+      <w:pPr>
+        <w:spacing w:after="0" w:line="360" w:lineRule="auto"/>
+        <w:jc w:val="both"/>
+      </w:pPr>
+      <w:r>
+        <w:tab/>
+        <w:t>Девушка попыталась украс</w:t>
+      </w:r>
+      <w:r>
+        <w:t>ть маленького покемончика</w:t>
+      </w:r>
+      <w:r>
+        <w:t xml:space="preserve"> в ходе переполоха, устроенного внезапно эволюционировавшим Гаярдосом</w:t>
+      </w:r>
+      <w:r>
+        <w:t xml:space="preserve"> (его спровоцировал Бликсер)</w:t>
+      </w:r>
+      <w:r>
+        <w:t>, но столкнулась с ожесточенным</w:t>
+      </w:r>
+      <w:r>
+        <w:t xml:space="preserve"> сопротивлением Сина. Будучи единственным, кто мог состязаться с Деборой в скорости и ловкости, Син догнал ее и все таки сумел отвоевать яйцо – удачным прыжком покемон врезался акробатке в спину. </w:t>
+      </w:r>
+      <w:r>
+        <w:t xml:space="preserve">Деби упала, пожертвовав моментом устойчивости и кинув Тогени на мягкую поверхность, чтобы не </w:t>
+      </w:r>
+      <w:r>
+        <w:t>упасть сверху на покемона, а Син сумел забрать свою воспитанницу и сбежать, оставив циркачку разбираться с разъяренной старушкой – хозяйкой квартиры, куда ворвались оба героя в ходе погони.</w:t>
+      </w:r>
+      <w:bookmarkStart w:id="0" w:name="_GoBack"/>
+      <w:bookmarkEnd w:id="0"/>
+    </w:p>
+    <w:p>
+      <w:pPr>
+        <w:spacing w:after="0" w:line="360" w:lineRule="auto"/>
+        <w:jc w:val="both"/>
+      </w:pPr>
+    </w:p>
+    <w:p>
+      <w:pPr>
+        <w:pStyle w:val="2"/>
+        <w:spacing w:before="0" w:line="360" w:lineRule="auto"/>
+        <w:jc w:val="both"/>
+      </w:pPr>
+      <w:r>
+        <w:t>2.2</w:t>
+      </w:r>
+      <w:r>
+        <w:t xml:space="preserve">. </w:t>
+      </w:r>
+      <w:r>
+        <w:t>НПС (антагонисты)</w:t>
       </w:r>
     </w:p>
     <w:p>
@@ -2453,73 +2528,163 @@
         <w:jc w:val="both"/>
       </w:pPr>
       <w:r>
+        <w:t>2.2.1</w:t>
+      </w:r>
+      <w:r>
+        <w:t>.</w:t>
+      </w:r>
+      <w:r>
+        <w:t xml:space="preserve"> Абрахам Фэррингтон</w:t>
+      </w:r>
+    </w:p>
+    <w:p>
+      <w:pPr>
+        <w:spacing w:after="0" w:line="360" w:lineRule="auto"/>
+        <w:jc w:val="both"/>
+      </w:pPr>
+      <w:r>
+        <w:tab/>
+        <w:t>Родился в богатом, знатном и древнем роду Фэррингтон в Канто, где-то в округе города Силадон в 1911 году. Отец Абрахама, лорд Рональд Фэррингтон был конгрессменом от округа. Мать, которую Абрахам никогда не знал, Мария, еще в детстве отказалась от брака, выйдя замуж за сенатора региона, поскольку Рональд не имел амбиций к власти и продвижению. Зато их сполна имел сын, Абрахам. Обладая недюжинными умственными способностями, острым умом, Абрахам с ранних лет задыхался в пасторальном имении Фэррингтон, сонном и вялом на взгляд мальчика - на самом же деле всего лишь тихом и счастливом уголке на взгляд его отца, пусть и лишенном части души после ухода Марии.</w:t>
+      </w:r>
+    </w:p>
+    <w:p>
+      <w:pPr>
+        <w:spacing w:after="0" w:line="360" w:lineRule="auto"/>
+        <w:jc w:val="both"/>
+      </w:pPr>
+      <w:r>
+        <w:tab/>
+        <w:t>Чувствуя в себе зачатки чего-то великого, мальчик с ранних лет отличался гордостью, холодностью и хитростью. Он знал, когда следует промолчать и скрыть истинные мысли. К тому же оказалось, что юный Абрахам не обладает эмпатией. Случайное, непреднамеренное убийство покемона (Мэрилл своей кузины) не оставило в мальчике отклика - ни горя, ни удовольствия. Он лишь постарался замести следы произошедшего. Покемоны уже тогда перестали доверять мальчику, но Абрахам никогда и не стремился в отличие от сверстников возить</w:t>
+      </w:r>
+      <w:r>
+        <w:t>ся с этими странными существами – скорее наоборот, он испытывал к ним нечто вроде страха и отвращения.</w:t>
+      </w:r>
+      <w:r>
+        <w:t xml:space="preserve"> Не понимал он и интереса к медицине или технологиям – но признавал пользу и покемонов, и людской учености.</w:t>
+      </w:r>
+    </w:p>
+    <w:p>
+      <w:pPr>
+        <w:spacing w:after="0" w:line="360" w:lineRule="auto"/>
+        <w:jc w:val="both"/>
+      </w:pPr>
+      <w:r>
+        <w:tab/>
+        <w:t xml:space="preserve">Годы спустя Абрахам уже был одним из лучших студентов Силадонского университета, где изучал право. Умный и активный студент вступил в одну из двух партий региона - "зеленые" много лет перевешивали позиции "технократов" в Сенате, и Абрахам примкнул к первым, как и его отец. В то же время Абрахам продолжал поддерживать тесные отношения с отцом. Приятельские. Во </w:t>
+      </w:r>
+      <w:r>
         <w:lastRenderedPageBreak/>
-        <w:t>2.1.2. Мадиан Фэррингтон</w:t>
-      </w:r>
-    </w:p>
-    <w:p>
-      <w:pPr>
-        <w:spacing w:after="0" w:line="360" w:lineRule="auto"/>
-        <w:jc w:val="both"/>
-      </w:pPr>
-      <w:r>
-        <w:tab/>
-        <w:t>Мадиан Фэррингтон – первый сын Абрахама, рожденный им в браке с Кармиллой ван Брокенриг, знатной и богатой дамой, в 1975 году. До этого Абрахам не мог иметь детей, и Мадиан стал первенцем в семье. Официально все так и было… по факту же Мадиан родился совершенно иначе. Вопреки легенде о его высочайшем происхождении, которую Абрахам не спешил развенчивать, Мадиан был создан. Как эксперимент евгеники, с вычищенными «грязными» генами. Неведомая женщина, которая родила его, была всего лишь подходящим суррогатным инкубатором. Кем она была, неизвестно. Впрочем, отцовство Абрахама несомненно, пусть и не традиционным способом (ЭКО).</w:t>
-      </w:r>
-    </w:p>
-    <w:p>
-      <w:pPr>
-        <w:spacing w:after="0" w:line="360" w:lineRule="auto"/>
-        <w:jc w:val="both"/>
-      </w:pPr>
-      <w:r>
-        <w:tab/>
-        <w:t xml:space="preserve">После рождения Мадиан, который стал идеальным чистым листом, подвергся серьезному воздействию. Абрахам прилежно взращивал, воспитывал и растил его как идеал сверхчеловека, внушая мысль, </w:t>
-      </w:r>
-      <w:r>
-        <w:t>что только избранные, такие как он и его отец, могут привести человечество к новому порядку</w:t>
-      </w:r>
-      <w:r>
-        <w:t>. С самых ранних лет Мадиан был хорошо знаком с планами отца.</w:t>
-      </w:r>
-    </w:p>
-    <w:p>
-      <w:pPr>
-        <w:spacing w:after="0" w:line="360" w:lineRule="auto"/>
-        <w:jc w:val="both"/>
-      </w:pPr>
-      <w:r>
-        <w:tab/>
-        <w:t>Но одним воспитанием дело не ограничивалось. И без того от рождения идеальный физически человек, Мадиан с самого детства принимал средства, ускоряющие его развитие, проходил программу физической подготовки у лучших мастеров, и подвергся модификациям мышц и скелета, сделавшим его сильным и ловким вне пределов обычного человека.</w:t>
-      </w:r>
-    </w:p>
-    <w:p>
-      <w:pPr>
-        <w:spacing w:after="0" w:line="360" w:lineRule="auto"/>
-        <w:jc w:val="both"/>
-      </w:pPr>
-      <w:r>
-        <w:tab/>
-        <w:t>Не оставались без внимания и прочие свойства: Мадиан обладает острым, быстрым и гибким умом, эрудирован, но вместо фундаментальных наук, таких как физика, биология, или прикладных дисциплин вроде инженерии или медицины, предпочитает военное дело и эффективное управление. Обладает широкими познаниями в боевых искусствах, искусный тренер покемонов, но тренер, чья власть над питомцами основана не на любви, а на безоговорочном подчинении. Его Гарчомп и Тиранитар – грозные машины уничтожения, а не любимые друзья.</w:t>
-      </w:r>
-    </w:p>
-    <w:p>
-      <w:pPr>
-        <w:spacing w:after="0" w:line="360" w:lineRule="auto"/>
-        <w:jc w:val="both"/>
-      </w:pPr>
-      <w:r>
-        <w:tab/>
-        <w:t>Мадиан олицетворяет идеал «арийской красоты», безукоризненно воспитан, знаком с изящными искусствами. Он знаком со всей элитой Канто, как и отец. При этом он олицетворяет образ холодного и бездушного аристократа, презирающего всех, кто стоит ниже него (в частности, он глубоко презирает Элну Арториус, Гизмо и Мбанго, и Спарк с Ричардом, с которыми вынужден работать в Отряде 26). Пожалуй, один из главных недостатков характера Мадиана – склонность к нарциссизму (при том он все же оценивает силы врагов здраво). Второй главный недостаток – безоговорочная, непоколебимая вера отцу (неизвестно, чем она подкреплена).</w:t>
-      </w:r>
-    </w:p>
-    <w:p>
-      <w:pPr>
-        <w:spacing w:after="0" w:line="360" w:lineRule="auto"/>
-        <w:jc w:val="both"/>
-      </w:pPr>
-      <w:r>
-        <w:t>Сын Фэррингтона встал во главе Отряда 26 в 2013 году. Параллельно с этим он управляет одним из биржевых фондов Абрахама и крупным фармацевтическим комплексом, принадлежащим их  семье. Достоверно не доказано, однако, возможно, именно Мадиан служит для политических убийств неугодных сенатору Фэррингтону людей (а не эксцентричные «суперзлодеи» из Отряда 26, которых Абрахам использует для массовых актов террора).</w:t>
+        <w:t>всяком случае так казалось отцу. Благодаря отцу Абрахам вошел в партийные собрания и вскоре наладил собственный большой круг связей - юноша умел быть очень обаятельным и интересным собеседником, к тому же занимал активную гражданскую позицию. Используя деньги семейства, Абрахам делал взносы в благотворительные фонды, поддерживал общественные акции и малу-помалу перетянул на себя одеяло власти. "Сонный Рональд" так и не понял до самого конца, в чьи руки отдал капиталы семьи и авторитет в партии - не понял, что Абрахам втайне все эти годы презирал его за то, что считал слабостью и инертностью, но пользовался отцом.</w:t>
+      </w:r>
+    </w:p>
+    <w:p>
+      <w:pPr>
+        <w:spacing w:after="0" w:line="360" w:lineRule="auto"/>
+        <w:jc w:val="both"/>
+      </w:pPr>
+      <w:r>
+        <w:tab/>
+        <w:t>Абрахам баллотировался на выборы и победил, став самым молодым конгрессменом за последние сто лет и заместив ушедшего в отставку отца. Рональд Фэррингтон вскоре скончался (от рака желудка? или от чего-то еще?). Прежняя линия поведения продолжилась. Теперь освободившийся от воли отца лорд Фэррингтон расширял свое влияние на весь регион. Годы и годы, за которые он насадил своих единомышленников, должников и ставленников на места в Палате конгрессменов; собирал компромат на политических оппонентов; расширял личный бизнес, играл на бирже, инвестировал в крупные корпорации, приумножив капитал рода в десятки и сотни раз. Прозорливый и умный, хитрый и гибкий, без сомнения смелый и сильный человек, мастер грязной игры, Абрахам никогда не останавливался на достигнутом.</w:t>
+      </w:r>
+    </w:p>
+    <w:p>
+      <w:pPr>
+        <w:spacing w:after="0" w:line="360" w:lineRule="auto"/>
+        <w:jc w:val="both"/>
+      </w:pPr>
+      <w:r>
+        <w:tab/>
+        <w:t>Кресло сенатора, в которое 40-летний мужчина опустился с вожделением, не было пределом. Абрахам искренне считал, что имеет право на все, и лишь маскировал свои побуждения под благие дела, чтобы не встать против «морализаторской машины общества, слепого стада обывателей, которое не повинуется открытым понуканиям». Маскировка успешна –для широкой публики он законопослушный меценат, добропорядочный предприниматель, брокер и уважаемый джентльмен. Его речи о демократии, дружбе и мире слишком многих обманывают. Лишь некоторые, вроде конгрессмена Вейнрайт, не принимают их за чистую монету. Он сполна впитал в себя философию Ницше, и воспитал в том же духе своих сыновей – приемного сына, племянника Джона и родного Мадиана. Женщины же, которые родили их, словно по злому року, довлеющему над родом Фэррингтона, не зажились на свете.</w:t>
+      </w:r>
+    </w:p>
+    <w:p>
+      <w:pPr>
+        <w:spacing w:after="0" w:line="360" w:lineRule="auto"/>
+        <w:jc w:val="both"/>
+      </w:pPr>
+      <w:r>
+        <w:tab/>
+        <w:t>Спустя  полвека, в 1951-м году, в его руки попали 26-й свиток и моккан через какого-то оккультиста, занимавшегося изучением призрачных покемонов. Все это время текст гулял из рук в руки, словно в поисках кого-то, кто мог полностью раскрыть его потенциал, и лишь попав к Фэррингтону, моккан полностью проявил свои паранормальные способности. Говорят, именно с тех пор Абрахам стал ненавистен покемонам. И именно с тех пор страх смерти, который преследовал мужчину, стал все возрастать.</w:t>
+      </w:r>
+    </w:p>
+    <w:p>
+      <w:pPr>
+        <w:spacing w:after="0" w:line="360" w:lineRule="auto"/>
+        <w:jc w:val="both"/>
+      </w:pPr>
+      <w:r>
+        <w:tab/>
+        <w:t xml:space="preserve">Будучи прагматичным человеком, Абрахам верил в возможность сверхъестественного, поскольку призрачные покемоны уже существовали в реальности, несмотря на все заверения ученых, что это всего лишь еще одна форма аномальной жизни с необычными квантовыми макроэффектами. Фэррингтон прислушался к оккультистке, и возможно, увидел в ее словах </w:t>
+      </w:r>
+      <w:r>
+        <w:lastRenderedPageBreak/>
+        <w:t>здравый смысл.  Он провел глубокие исследования текстов с помощью привлеченных лингвистов, химиков и физиков из частных лабораторий по всему свету. Именно Абрахам создал Фонд имени Гарднера, основной целью которого официально было «сохранение исторического наследия», а на самом деле – изучение наследия Тэнти для целей сенатора-«мецената».</w:t>
+      </w:r>
+    </w:p>
+    <w:p>
+      <w:pPr>
+        <w:spacing w:after="0" w:line="360" w:lineRule="auto"/>
+        <w:jc w:val="both"/>
+      </w:pPr>
+      <w:r>
+        <w:tab/>
+        <w:t>Сопоставляя обрывочные данные из текстов моккан, закодированные в гу-гэн, трудные для непосредственного, буквального понимания выкладки, Фэррингтон понял, что мало отыскать артефакт и место залегания древнего храма. Для того, чтобы ритуал активации артефакта, названного специалистами Осью Мира, прошел успешно, требовалось совершить нечто почти невероятное. «Наполнить мир, как наполняют чернила воду капля за каплей». На момент первой встречи ему было 41 лет, но когда Фэррингтон осознал, что находится на пороге превращения в ничто, он начал действовать.</w:t>
+      </w:r>
+    </w:p>
+    <w:p>
+      <w:pPr>
+        <w:spacing w:after="0" w:line="360" w:lineRule="auto"/>
+        <w:jc w:val="both"/>
+      </w:pPr>
+      <w:r>
+        <w:tab/>
+        <w:t>В начале 80-х годов Абрахам Фэррингтон налаживает первые связи с синдикатом «Ракета», который на тот момент еще возглавляла Мадам Босс. Возможно, именно тогда «Ракета» начала свое восхождение на преступную арену Канто и Джото. Тогда же начались многочисленные и разнообразные неэтичные эксперименты с покемонами, тайно проводимые специалистами «Ракеты», и финансируемые в том числе Фэррингтоном-старшим. В 1975-м экспедиции Ракеты в Гвиане обнаружили редчайшего покемона Мью, а спустя 20 лет клон – Мьюту –стал служить Джованни для его злодейских целей. Так, уже в 1997-м году лавендерский приют «Три добродетели» превратился в закрытую школу, где проводились опыты над детьми, но до 2012-го года Фэррингтон и «Ракета» не осмеливались заявить открыто о своем могуществе. Лишь последние несколько лет Канто начал страдать от жестоких преступлений, разгула контрабанды и бездействия властей – Фэррингтон проник в верха правительства Канто, лоббируя деятельность своих «фондов» и торпедируя все попытки развернуть по настоящему серьезное противодействие «Ракете».</w:t>
+      </w:r>
+    </w:p>
+    <w:p>
+      <w:pPr>
+        <w:spacing w:after="0" w:line="360" w:lineRule="auto"/>
+        <w:jc w:val="both"/>
+      </w:pPr>
+      <w:r>
+        <w:tab/>
+        <w:t xml:space="preserve">В последние годы он все чаще внешне «отстраняется» от дел, ссылаясь на нездоровье, но по факту он сохраняет место сенатора, своих многочисленных пешек, которых держит в паутине компромата и междуусобиц, а также внушительные пакеты акций в корпорации Девон и десятке перспективных стартапов, и влияние в команде Ракета. Поэтому </w:t>
+      </w:r>
+      <w:r>
+        <w:t>мощь</w:t>
+      </w:r>
+      <w:r>
+        <w:t xml:space="preserve"> </w:t>
+      </w:r>
+      <w:r>
+        <w:t>его</w:t>
+      </w:r>
+      <w:r>
+        <w:t xml:space="preserve"> </w:t>
+      </w:r>
+      <w:r>
+        <w:t xml:space="preserve">лишь растет. </w:t>
+      </w:r>
+    </w:p>
+    <w:p>
+      <w:pPr>
+        <w:spacing w:after="0" w:line="360" w:lineRule="auto"/>
+        <w:jc w:val="both"/>
+      </w:pPr>
+      <w:r>
+        <w:tab/>
+      </w:r>
+      <w:r>
+        <w:t>Несмотря на то, что лорд Фэррингтон сохранил острый и сильный ум и несомненную харизму, он не может жить без постоянных поддерживающих процедур. На публике он все еще ходит на своих двоих (силой воли</w:t>
+      </w:r>
+      <w:r>
+        <w:t>, опорными скелетами</w:t>
+      </w:r>
+      <w:r>
+        <w:t xml:space="preserve"> и сильными препаратами), тогда как в личных владениях часто появляется на коляске с передовыми системами жизнеобеспечения. Он поддерживает свое дряхлое</w:t>
+      </w:r>
+      <w:r>
+        <w:t xml:space="preserve"> тело передовыми препаратами, и закрывает свой разум уникальной диадемой из кристаллов Психического и Темного типа, поскольку возможно самый большой страх Фэррингтона после смерти – утерять контроль над собой.</w:t>
       </w:r>
     </w:p>
     <w:p>
@@ -2539,7 +2704,98 @@
       </w:pPr>
       <w:r>
         <w:lastRenderedPageBreak/>
-        <w:t>2.1.3. Джон Фэррингтон</w:t>
+        <w:t>2.2</w:t>
+      </w:r>
+      <w:r>
+        <w:t>.2. Мадиан Фэррингтон</w:t>
+      </w:r>
+    </w:p>
+    <w:p>
+      <w:pPr>
+        <w:spacing w:after="0" w:line="360" w:lineRule="auto"/>
+        <w:jc w:val="both"/>
+      </w:pPr>
+      <w:r>
+        <w:tab/>
+        <w:t>Мадиан Фэррингтон – первый сын Абрахама, рожденный им в браке с Кармиллой ван Брокенриг, знатной и богатой дамой, в 1975 году. До этого Абрахам не мог иметь детей, и Мадиан стал первенцем в семье. Официально все так и было… по факту же Мадиан родился совершенно иначе. Вопреки легенде о его высочайшем происхождении, которую Абрахам не спешил развенчивать, Мадиан был создан. Как эксперимент евгеники, с вычищенными «грязными» генами. Неведомая женщина, которая родила его, была всего лишь подходящим суррогатным инкубатором. Кем она была, неизвестно. Впрочем, отцовство Абрахама несомненно, пусть и не традиционным способом (ЭКО).</w:t>
+      </w:r>
+    </w:p>
+    <w:p>
+      <w:pPr>
+        <w:spacing w:after="0" w:line="360" w:lineRule="auto"/>
+        <w:jc w:val="both"/>
+      </w:pPr>
+      <w:r>
+        <w:tab/>
+        <w:t xml:space="preserve">После рождения Мадиан, который стал идеальным чистым листом, подвергся серьезному воздействию. Абрахам прилежно взращивал, воспитывал и растил его как идеал сверхчеловека, внушая мысль, </w:t>
+      </w:r>
+      <w:r>
+        <w:t>что только избранные, такие как он и его отец, могут привести человечество к новому порядку</w:t>
+      </w:r>
+      <w:r>
+        <w:t>. С самых ранних лет Мадиан был хорошо знаком с планами отца.</w:t>
+      </w:r>
+    </w:p>
+    <w:p>
+      <w:pPr>
+        <w:spacing w:after="0" w:line="360" w:lineRule="auto"/>
+        <w:jc w:val="both"/>
+      </w:pPr>
+      <w:r>
+        <w:tab/>
+        <w:t>Но одним воспитанием дело не ограничивалось. И без того от рождения идеальный физически человек, Мадиан с самого детства принимал средства, ускоряющие его развитие, проходил программу физической подготовки у лучших мастеров, и подвергся модификациям мышц и скелета, сделавшим его сильным и ловким вне пределов обычного человека.</w:t>
+      </w:r>
+    </w:p>
+    <w:p>
+      <w:pPr>
+        <w:spacing w:after="0" w:line="360" w:lineRule="auto"/>
+        <w:jc w:val="both"/>
+      </w:pPr>
+      <w:r>
+        <w:tab/>
+        <w:t>Не оставались без внимания и прочие свойства: Мадиан обладает острым, быстрым и гибким умом, эрудирован, но вместо фундаментальных наук, таких как физика, биология, или прикладных дисциплин вроде инженерии или медицины, предпочитает военное дело и эффективное управление. Обладает широкими познаниями в боевых искусствах, искусный тренер покемонов, но тренер, чья власть над питомцами основана не на любви, а на безоговорочном подчинении. Его Гарчомп и Тиранитар – грозные машины уничтожения, а не любимые друзья.</w:t>
+      </w:r>
+    </w:p>
+    <w:p>
+      <w:pPr>
+        <w:spacing w:after="0" w:line="360" w:lineRule="auto"/>
+        <w:jc w:val="both"/>
+      </w:pPr>
+      <w:r>
+        <w:tab/>
+        <w:t>Мадиан олицетворяет идеал «арийской красоты», безукоризненно воспитан, знаком с изящными искусствами. Он знаком со всей элитой Канто, как и отец. При этом он олицетворяет образ холодного и бездушного аристократа, презирающего всех, кто стоит ниже него (в частности, он глубоко презирает Элну Арториус, Гизмо и Мбанго, и Спарк с Ричардом, с которыми вынужден работать в Отряде 26). Пожалуй, один из главных недостатков характера Мадиана – склонность к нарциссизму (при том он все же оценивает силы врагов здраво). Второй главный недостаток – безоговорочная, непоколебимая вера отцу (неизвестно, чем она подкреплена).</w:t>
+      </w:r>
+    </w:p>
+    <w:p>
+      <w:pPr>
+        <w:spacing w:after="0" w:line="360" w:lineRule="auto"/>
+        <w:jc w:val="both"/>
+      </w:pPr>
+      <w:r>
+        <w:t>Сын Фэррингтона встал во главе Отряда 26 в 2013 году. Параллельно с этим он управляет одним из биржевых фондов Абрахама и крупным фармацевтическим комплексом, принадлежащим их  семье. Достоверно не доказано, однако, возможно, именно Мадиан служит для политических убийств неугодных сенатору Фэррингтону людей (а не эксцентричные «суперзлодеи» из Отряда 26, которых Абрахам использует для массовых актов террора).</w:t>
+      </w:r>
+    </w:p>
+    <w:p>
+      <w:pPr>
+        <w:spacing w:after="0" w:line="360" w:lineRule="auto"/>
+        <w:jc w:val="both"/>
+      </w:pPr>
+      <w:r>
+        <w:br w:type="page"/>
+      </w:r>
+    </w:p>
+    <w:p>
+      <w:pPr>
+        <w:pStyle w:val="3"/>
+        <w:spacing w:before="0" w:line="360" w:lineRule="auto"/>
+        <w:jc w:val="both"/>
+      </w:pPr>
+      <w:r>
+        <w:lastRenderedPageBreak/>
+        <w:t>2.2</w:t>
+      </w:r>
+      <w:r>
+        <w:t>.3. Джон Фэррингтон</w:t>
       </w:r>
     </w:p>
     <w:p>
@@ -2637,7 +2893,10 @@
         <w:jc w:val="both"/>
       </w:pPr>
       <w:r>
-        <w:t>2.1.4</w:t>
+        <w:t>2.2</w:t>
+      </w:r>
+      <w:r>
+        <w:t>.4</w:t>
       </w:r>
       <w:r>
         <w:t>. Юкико Такахаши</w:t>
@@ -2997,6 +3256,10 @@
       </w:r>
     </w:p>
     <w:p>
+      <w:pPr>
+        <w:spacing w:after="0" w:line="360" w:lineRule="auto"/>
+        <w:jc w:val="both"/>
+      </w:pPr>
       <w:r>
         <w:br w:type="page"/>
       </w:r>
@@ -3009,7 +3272,10 @@
       </w:pPr>
       <w:r>
         <w:lastRenderedPageBreak/>
-        <w:t>2.1.5. Такенори Кагешима</w:t>
+        <w:t>2.2.</w:t>
+      </w:r>
+      <w:r>
+        <w:t>5. Такенори Кагешима</w:t>
       </w:r>
     </w:p>
     <w:p>
@@ -3379,6 +3645,10 @@
       </w:r>
     </w:p>
     <w:p>
+      <w:pPr>
+        <w:spacing w:after="0" w:line="360" w:lineRule="auto"/>
+        <w:jc w:val="both"/>
+      </w:pPr>
       <w:r>
         <w:br w:type="page"/>
       </w:r>
@@ -3391,7 +3661,10 @@
       </w:pPr>
       <w:r>
         <w:lastRenderedPageBreak/>
-        <w:t>2.1.6. Элеонора Вейнрайт</w:t>
+        <w:t>2.2.</w:t>
+      </w:r>
+      <w:r>
+        <w:t>6. Элеонора Вейнрайт</w:t>
       </w:r>
     </w:p>
     <w:p>
@@ -3508,7 +3781,10 @@
         <w:jc w:val="both"/>
       </w:pPr>
       <w:r>
-        <w:t>2.1.7. Оливия Палермо</w:t>
+        <w:t>2.2.</w:t>
+      </w:r>
+      <w:r>
+        <w:t>7. Оливия Палермо</w:t>
       </w:r>
     </w:p>
     <w:p>
@@ -3610,10 +3886,15 @@
     <w:p>
       <w:pPr>
         <w:pStyle w:val="3"/>
+        <w:spacing w:before="0" w:line="360" w:lineRule="auto"/>
+        <w:jc w:val="both"/>
       </w:pPr>
       <w:r>
         <w:lastRenderedPageBreak/>
-        <w:t>2.1.8. Жавьер де Богарне</w:t>
+        <w:t>2.2.</w:t>
+      </w:r>
+      <w:r>
+        <w:t>8. Жавьер де Богарне</w:t>
       </w:r>
     </w:p>
     <w:p>
@@ -3846,10 +4127,10 @@
         <w:jc w:val="both"/>
       </w:pPr>
       <w:r>
-        <w:t>2</w:t>
-      </w:r>
-      <w:r>
-        <w:t>.1.9</w:t>
+        <w:t>2.2.</w:t>
+      </w:r>
+      <w:r>
+        <w:t>9</w:t>
       </w:r>
       <w:r>
         <w:t>.</w:t>
@@ -4389,7 +4670,10 @@
         <w:jc w:val="both"/>
       </w:pPr>
       <w:r>
-        <w:t>2.1.10</w:t>
+        <w:t>2.2.</w:t>
+      </w:r>
+      <w:r>
+        <w:t>10</w:t>
       </w:r>
       <w:r>
         <w:t>.</w:t>
@@ -4766,8 +5050,6 @@
       <w:r>
         <w:t xml:space="preserve"> Но это еще не полный список его… союзников. Фриц отыскал нечто удивительное в своих странствиях. Элгием – покемон-пришелец стал неотъемлемой частью его команды. </w:t>
       </w:r>
-      <w:bookmarkStart w:id="0" w:name="_GoBack"/>
-      <w:bookmarkEnd w:id="0"/>
     </w:p>
     <w:p>
       <w:pPr>
@@ -4862,9 +5144,13 @@
       <w:pPr>
         <w:pStyle w:val="3"/>
         <w:spacing w:before="0" w:line="360" w:lineRule="auto"/>
-      </w:pPr>
-      <w:r>
-        <w:t>2.1.11</w:t>
+        <w:jc w:val="both"/>
+      </w:pPr>
+      <w:r>
+        <w:t>2.2.</w:t>
+      </w:r>
+      <w:r>
+        <w:t>11</w:t>
       </w:r>
       <w:r>
         <w:t>.</w:t>
@@ -5028,7 +5314,10 @@
         <w:jc w:val="both"/>
       </w:pPr>
       <w:r>
-        <w:t>2.1.12</w:t>
+        <w:t>2.2.</w:t>
+      </w:r>
+      <w:r>
+        <w:t>12</w:t>
       </w:r>
       <w:r>
         <w:t>. Гизмо</w:t>
@@ -5245,7 +5534,10 @@
         <w:t xml:space="preserve"> </w:t>
       </w:r>
       <w:r>
-        <w:t>оценивается в 250+ баллов.</w:t>
+        <w:t>оценивается в 30</w:t>
+      </w:r>
+      <w:r>
+        <w:t>0+ баллов.</w:t>
       </w:r>
     </w:p>
     <w:p>
@@ -5337,7 +5629,10 @@
         <w:jc w:val="both"/>
       </w:pPr>
       <w:r>
-        <w:t>2.1.13</w:t>
+        <w:t>2.2.</w:t>
+      </w:r>
+      <w:r>
+        <w:t>13</w:t>
       </w:r>
       <w:r>
         <w:t>. Мбанго</w:t>
@@ -5466,7 +5761,10 @@
         <w:jc w:val="both"/>
       </w:pPr>
       <w:r>
-        <w:t>2.1.14. Деби Коулетт</w:t>
+        <w:t>2.2.</w:t>
+      </w:r>
+      <w:r>
+        <w:t>14. Деби Коулетт</w:t>
       </w:r>
     </w:p>
     <w:p>
@@ -5734,7 +6032,10 @@
         <w:jc w:val="both"/>
       </w:pPr>
       <w:r>
-        <w:t>2.1.15. Стэнли Гилберт Коулетт</w:t>
+        <w:t>2.2.</w:t>
+      </w:r>
+      <w:r>
+        <w:t>15. Стэнли Гилберт Коулетт</w:t>
       </w:r>
     </w:p>
     <w:p>
@@ -5852,7 +6153,10 @@
         <w:jc w:val="both"/>
       </w:pPr>
       <w:r>
-        <w:t>2.1.16. Нина Спаркли</w:t>
+        <w:t>2.2.</w:t>
+      </w:r>
+      <w:r>
+        <w:t>16. Нина Спаркли</w:t>
       </w:r>
     </w:p>
     <w:p>
@@ -6105,7 +6409,10 @@
         <w:jc w:val="both"/>
       </w:pPr>
       <w:r>
-        <w:t>2.1.17.</w:t>
+        <w:t>2.2.</w:t>
+      </w:r>
+      <w:r>
+        <w:t>17.</w:t>
       </w:r>
       <w:r>
         <w:t xml:space="preserve"> Ричард Джей Торнтон</w:t>
@@ -6132,11 +6439,17 @@
         <w:tab/>
       </w:r>
       <w:r>
-        <w:t xml:space="preserve">С возрастом видения прошли, к пяти годам Ричард уже не смотрел в пустоту, выискивая там что-то, чего не видели окружающие, но никогда не выключал свет на ночь. В темноте таилось нечто, чего мальчик боялся больше, чем осуждения отца – презрительного и самолюбивого адвоката. «Не будь тряпкой, малец, твои страхи никого не волнуют» - сказал он, когда Ричард </w:t>
+        <w:t>С возрастом видения прошли, к пяти годам Ричард уже не смотрел в пустоту, выискивая там что-то, чего не видели окружающие, но никогда не выключал свет на ночь. В темноте таилось нечто, чего мальчик боялся больше, чем осуждения отца</w:t>
+      </w:r>
+      <w:r>
+        <w:t>, Говарда Торнтона</w:t>
+      </w:r>
+      <w:r>
+        <w:t xml:space="preserve"> – презрительного и самолюбивого адвоката. «Не будь тряпкой, малец, твои страхи никого не волнуют» - сказал он, </w:t>
       </w:r>
       <w:r>
         <w:lastRenderedPageBreak/>
-        <w:t>пожаловался ему на боязнь. Мальчик запомнил, и больше не жаловался отцу. Обида копилась, а вместе с ней и желание доказать отцу – он чего-то стоит.</w:t>
+        <w:t>когда Ричард пожаловался ему на боязнь. Мальчик запомнил, и больше не жаловался отцу. Обида копилась, а вместе с ней и желание доказать отцу – он чего-то стоит.</w:t>
       </w:r>
     </w:p>
     <w:p>
@@ -6408,9 +6721,14 @@
     <w:p>
       <w:pPr>
         <w:pStyle w:val="3"/>
-      </w:pPr>
-      <w:r>
-        <w:t>2.1.18. Капитан Борода</w:t>
+        <w:spacing w:before="0" w:line="360" w:lineRule="auto"/>
+        <w:jc w:val="both"/>
+      </w:pPr>
+      <w:r>
+        <w:t>2.2.</w:t>
+      </w:r>
+      <w:r>
+        <w:t>18. Капитан Борода</w:t>
       </w:r>
     </w:p>
     <w:p>
@@ -8709,7 +9027,7 @@
 </file>
 
 <file path=customXml/itemProps1.xml><?xml version="1.0" encoding="utf-8"?>
-<ds:datastoreItem xmlns:ds="http://schemas.openxmlformats.org/officeDocument/2006/customXml" ds:itemID="{50402B57-1F9E-484C-986C-4DF47AB1EB20}">
+<ds:datastoreItem xmlns:ds="http://schemas.openxmlformats.org/officeDocument/2006/customXml" ds:itemID="{4786C51B-C10E-4AE7-BAE4-ADBF34B4F46B}">
   <ds:schemaRefs>
     <ds:schemaRef ds:uri="http://schemas.openxmlformats.org/officeDocument/2006/bibliography"/>
   </ds:schemaRefs>

--- a/design/Pokemon RE Lorebook.docx
+++ b/design/Pokemon RE Lorebook.docx
@@ -2496,13 +2496,576 @@
       <w:r>
         <w:t>упасть сверху на покемона, а Син сумел забрать свою воспитанницу и сбежать, оставив циркачку разбираться с разъяренной старушкой – хозяйкой квартиры, куда ворвались оба героя в ходе погони.</w:t>
       </w:r>
+    </w:p>
+    <w:p>
+      <w:pPr>
+        <w:spacing w:after="0" w:line="360" w:lineRule="auto"/>
+        <w:jc w:val="both"/>
+      </w:pPr>
+    </w:p>
+    <w:p>
+      <w:pPr>
+        <w:pStyle w:val="3"/>
+      </w:pPr>
+      <w:r>
+        <w:t>2.1.2. Хина</w:t>
+      </w:r>
+      <w:r>
+        <w:t xml:space="preserve"> Итэй</w:t>
+      </w:r>
+    </w:p>
+    <w:p>
+      <w:pPr>
+        <w:spacing w:after="0" w:line="360" w:lineRule="auto"/>
+        <w:jc w:val="both"/>
+      </w:pPr>
+    </w:p>
+    <w:p>
+      <w:pPr>
+        <w:spacing w:after="0" w:line="360" w:lineRule="auto"/>
+        <w:jc w:val="both"/>
+      </w:pPr>
+      <w:r>
+        <w:tab/>
+        <w:t xml:space="preserve">Хиночка, рожденная в 2002-году, </w:t>
+      </w:r>
+      <w:r>
+        <w:t>сколько себя помнит</w:t>
+      </w:r>
+      <w:r>
+        <w:t>,</w:t>
+      </w:r>
+      <w:r>
+        <w:t xml:space="preserve"> всегда была отличницей. Она всегда хотела порадовать родителей, желала их улыбок, быть их маленькой гордостью. И она была, по крайне мере, так ей казалось тогда. Сейчас же Хина может только усмехнуться своей детской наивности. Не осознавала она ребёнком</w:t>
+      </w:r>
+      <w:r>
+        <w:t>,</w:t>
+      </w:r>
+      <w:r>
+        <w:t xml:space="preserve"> настолько фальшивы были их улыбки, предназначенные для кого угодно, но только не для неё. Это ведь буквально был кукольный до</w:t>
+      </w:r>
+      <w:r>
+        <w:t xml:space="preserve">мик, такой же фальшиво уютный. </w:t>
+      </w:r>
+    </w:p>
+    <w:p>
+      <w:pPr>
+        <w:spacing w:after="0" w:line="360" w:lineRule="auto"/>
+        <w:jc w:val="both"/>
+      </w:pPr>
+      <w:r>
+        <w:tab/>
+      </w:r>
+      <w:r>
+        <w:t xml:space="preserve">Хине тогда следовало об этом догадаться, когда её желания постоянно игнорировали или отказывали в них, только требуя от неё невозможных результатов, а когда она не справлялась они лишь вздыхали, говоря какое же она разочарование. Но она делала, старалась сдерживая слёзы, отказываясь от своих увлечений ради балета и игр на пианино, даже что-то у неё получалось и хорошо, то получить она не могла, только кивки с последующим повышением сложности. Жизнь Хины в один момент стала одним большим расписанием, где каждая минута была расписана и всё чтобы не разочаровать родителей. Но всего они учесть не могли, в этом случае одной случайности, что как иногда бывает </w:t>
+      </w:r>
+      <w:r>
+        <w:t>перевернула один маленький мир.</w:t>
+      </w:r>
+    </w:p>
+    <w:p>
+      <w:pPr>
+        <w:spacing w:after="0" w:line="360" w:lineRule="auto"/>
+        <w:jc w:val="both"/>
+      </w:pPr>
+      <w:r>
+        <w:tab/>
+      </w:r>
+      <w:r>
+        <w:t>Например, того что маленького Вурмпла занесёт в их сад при особняке и он попадётся на глаза Хине прямо когда у неё будет перерыв от репетитора. И того что дружелюбный покемон легко подружится с девочкой, став её первым другом. Никто не заметил этого, занятые своими суетными делами, но для Хин</w:t>
+      </w:r>
+      <w:r>
+        <w:t xml:space="preserve">ы эта случайность стала чудом. </w:t>
+      </w:r>
+    </w:p>
+    <w:p>
+      <w:pPr>
+        <w:spacing w:after="0" w:line="360" w:lineRule="auto"/>
+        <w:jc w:val="both"/>
+      </w:pPr>
+      <w:r>
+        <w:tab/>
+      </w:r>
+      <w:r>
+        <w:t xml:space="preserve">Вурмпл стал её первым пойманным покемоном, ей давно дали покеболлы, но до того вечера у неё не было необходимости использовать их. Хина тогда очень сильно обрадовалась и побежала всем показывать какой у неё покемон появился. Но её радость проигнорировали и </w:t>
+      </w:r>
+      <w:r>
+        <w:lastRenderedPageBreak/>
+        <w:t>после приказали не мешаться, а ничего не способная Хинв могла лишь опустить голову и уйти. Но ей не дал расстроится Вур</w:t>
+      </w:r>
+      <w:r>
+        <w:t>мпл, он помог забыться девочке.</w:t>
+      </w:r>
+    </w:p>
+    <w:p>
+      <w:pPr>
+        <w:spacing w:after="0" w:line="360" w:lineRule="auto"/>
+        <w:jc w:val="both"/>
+      </w:pPr>
+      <w:r>
+        <w:tab/>
+      </w:r>
+      <w:r>
+        <w:t>Чего не знала Хина, так это того что в доме что она считала с</w:t>
+      </w:r>
+      <w:r>
+        <w:t>воим скоро произойдут перемены.</w:t>
+      </w:r>
+    </w:p>
+    <w:p>
+      <w:pPr>
+        <w:spacing w:after="0" w:line="360" w:lineRule="auto"/>
+        <w:jc w:val="both"/>
+      </w:pPr>
+      <w:r>
+        <w:t>В один день Хину буквально ошарашили новостью о том, что у неё появится младший родственник. Братик, как выяснилось точнее. Но Хине это было не важно, она радовалась простому факту того что у неё появится кто-то младший. Пожалуй, это была единственная радость которую Хина смогла разделить со своими родителями. Ведь дальше стало хуже дл</w:t>
+      </w:r>
+      <w:r>
+        <w:t>я неё.</w:t>
+      </w:r>
+    </w:p>
+    <w:p>
+      <w:pPr>
+        <w:spacing w:after="0" w:line="360" w:lineRule="auto"/>
+        <w:jc w:val="both"/>
+      </w:pPr>
+      <w:r>
+        <w:tab/>
+      </w:r>
+      <w:r>
+        <w:t>Началось это с того что её начали игнорировать всё чаще. Они перестали обращать внимание на её успехи и даже провалы, полностью сконцентрировавшись на будущем наследнике их бизнеса, абсолютно позабыв о ней. И о нет, Хина не была столь глупой и наивной, она просто не знала альтернативы, но читая и поглощая всё больше знаний в головушке девчули зрела одна мысль... И в один момент Хина осознала большую истину, что она никогда не была близка со своим отцом или матерью. Она осознала, что была для них ничем, лишь неприятной обязанностью. Нет, скорее даже полноценной неудачей. И скорая эволюция её дру</w:t>
+      </w:r>
+      <w:r>
+        <w:t>га лишь подтвердила её догадки.</w:t>
+      </w:r>
+    </w:p>
+    <w:p>
+      <w:pPr>
+        <w:spacing w:after="0" w:line="360" w:lineRule="auto"/>
+        <w:jc w:val="both"/>
+      </w:pPr>
+      <w:r>
+        <w:tab/>
+      </w:r>
+      <w:r>
+        <w:t>Никто не знает почему Вурмпл может эволюционировать в ту или иную форму, но кажется тогда Хина поняла. Всё дело в окружении, в какой среде покемон родился и вырос... И... он рос вместе с ней, в этих самых стенах, всегда был с ней, наблюдал, учился, помогал чем мог, позволял забыться. Удивительно как тогда Хина не сорвалась. Впрочем, это будет не правдой. Она убежала из дому вмест</w:t>
+      </w:r>
+      <w:r>
+        <w:t xml:space="preserve">е с покеболлом Каскуна. </w:t>
+      </w:r>
+    </w:p>
+    <w:p>
+      <w:pPr>
+        <w:spacing w:after="0" w:line="360" w:lineRule="auto"/>
+        <w:jc w:val="both"/>
+      </w:pPr>
+      <w:r>
+        <w:tab/>
+      </w:r>
+      <w:r>
+        <w:t>Но эта мысль лишь укрепила веру Хины. А дальше... она лишь ждала момента когда сможет выбраться на волю</w:t>
+      </w:r>
+      <w:r>
+        <w:t xml:space="preserve">. Подальше из нелюбимого дома. </w:t>
+      </w:r>
+      <w:r>
+        <w:t>Всего месяц ожиданий и её Каскун эволюционировал в Дастокса, прямо в её десятый день рождения.</w:t>
+      </w:r>
+    </w:p>
+    <w:p>
+      <w:pPr>
+        <w:spacing w:after="0" w:line="360" w:lineRule="auto"/>
+        <w:jc w:val="both"/>
+      </w:pPr>
+      <w:r>
+        <w:tab/>
+      </w:r>
+      <w:r>
+        <w:t>Тогда Хина решила попробовать быть тренером. На её заявление даже не обратили внимания, лишь отмахнулись, сказав чтобы она не устраивала проблем и отпустили просто так. Только Чатот её отца тогда отозвался с энтузиазмом и захотел пойти с ней. Птица была взята в особняк главой семейства только в качестве подарка от кого-то влиятельно</w:t>
+      </w:r>
+      <w:r>
+        <w:t xml:space="preserve">го, Хина не знает от кого, отец </w:t>
+      </w:r>
+      <w:r>
+        <w:t xml:space="preserve">просто не мог отказать. От этого у летающего покемона не было особой привязанности ни к кому, кроме дружелюбного ребёнка коим Хина и являлась. Поэтому покемону не стали мешать с </w:t>
+      </w:r>
+      <w:r>
+        <w:t>радостью отдав его покеболл ей.</w:t>
+      </w:r>
+    </w:p>
+    <w:p>
+      <w:pPr>
+        <w:spacing w:after="0" w:line="360" w:lineRule="auto"/>
+        <w:jc w:val="both"/>
+      </w:pPr>
+      <w:r>
+        <w:tab/>
+      </w:r>
+      <w:r>
+        <w:t xml:space="preserve">Хина помнит свой путь, как она стартовала. Это было катастрофой, ведь она не умела ни кэмпить, ни готовить для себя. Если бы не она не остановилась в Покецентре, в весьма населённом городе, то точно не смогла бы добиться хоть каких-либо результатов. А бои? Ну, она часто проигрывала, имея всего двух нетренированных покемонов, но с проигрышами приходил и опыт, как и во всём остальном. Она училась медленно, но верно, да и другие дружелюбные </w:t>
+      </w:r>
+      <w:r>
+        <w:lastRenderedPageBreak/>
+        <w:t>тренеры были непрочь ей дать совет или даже помочь. Девочка становилась лучше во всём, постепенного и неспешно. Продолжала расти над собой до тех пор пока не смогла побеждать на турнирах устраиваемые в Этерне, а после решилась пойти против гим лидера, Гардении. Кто бы ей рассказал, что первая значительная победа может принести столько удовольствия... Жаль только что Хине недолго дали насладиться полной свободой, отправив за не</w:t>
+      </w:r>
+      <w:r>
+        <w:t xml:space="preserve">й людей, чтоб отвели её домой. </w:t>
+      </w:r>
+    </w:p>
+    <w:p>
+      <w:pPr>
+        <w:spacing w:after="0" w:line="360" w:lineRule="auto"/>
+        <w:jc w:val="both"/>
+      </w:pPr>
+      <w:r>
+        <w:tab/>
+      </w:r>
+      <w:r>
+        <w:t xml:space="preserve">А потом они всей семьей отправились в Алолу. И зачем им она понадобилась? Хина не спрашивала никогда, но думает что как всегда, для вида полноценной семьи. Однако, девушка может быть благодарна своим родителям за эту поездку. Там она завела первые друзей-людей среди тамошних панков. Тогда она начала обретать свой стиль, прекратила одеваться как раньше. Начала больше наслаждаться жизнью вне стен, без постоянной учёбы или беспокойства из-за своей слабости как тренера, она даже вспомнила своё раннее увлечение окаменелостями и с детской радостью изучала их. Всё же не забыла его... </w:t>
+      </w:r>
+    </w:p>
+    <w:p>
+      <w:pPr>
+        <w:spacing w:after="0" w:line="360" w:lineRule="auto"/>
+        <w:jc w:val="both"/>
+      </w:pPr>
+      <w:r>
+        <w:tab/>
+      </w:r>
+      <w:r>
+        <w:t>Хина чувствовала себя просто прекрасно, даже подумывала остаться в Алоле, всё равно она не нужна своим родакам в Синно, а тут у неё друзья, заменившие семью, яркие воспоминания. Да и её покемонам климат Алолы б</w:t>
+      </w:r>
+      <w:r>
+        <w:t xml:space="preserve">олее приятен, чем холода Синно. </w:t>
+      </w:r>
+      <w:r>
+        <w:t>Но не всё хорошее может длиться вечно. К сожалению, покемоны, что быстро развиваются стареют так же стремительно. Хина не успела и понять когда её Дастокс, раньше столь активный, стал не поспевать за ней. А неделей позже не смог и подняться в воздух, ослабев окончательно. Покемон жук</w:t>
+      </w:r>
+      <w:r>
+        <w:t xml:space="preserve"> скончался прямо в её объятиях.</w:t>
+      </w:r>
+    </w:p>
+    <w:p>
+      <w:pPr>
+        <w:spacing w:after="0" w:line="360" w:lineRule="auto"/>
+        <w:jc w:val="both"/>
+      </w:pPr>
+      <w:r>
+        <w:tab/>
+      </w:r>
+      <w:r>
+        <w:t xml:space="preserve">Впервые потеряв что-то столь значительное, буквально частичку своей души, Хина оказалась в трауре и глубокой депрессии, не зная что делать. Она провела в этом состоянии последующие два года, больше существуя чем живя. И на неё никто не обращал внимания, ведь зачем нужно что-то менять когда она стала удобнее? Даже в школу для богатеньких детей снова устроили, не смотря на её статус покемонского тренера. Только Чатот пытался помочь юной хозяйке, своему тренеру и главное товарищу. Однако этого всё равно оказалось мало. </w:t>
+      </w:r>
+    </w:p>
+    <w:p>
+      <w:pPr>
+        <w:spacing w:after="0" w:line="360" w:lineRule="auto"/>
+        <w:jc w:val="both"/>
+      </w:pPr>
+      <w:r>
+        <w:tab/>
+      </w:r>
+      <w:r>
+        <w:t xml:space="preserve">Но что же вывело её из этого? Точнее, что вывело её из себя? А ответ прост, покемон которого она встретила во время поездки с семьей в </w:t>
+      </w:r>
+      <w:r>
+        <w:t>Палдею</w:t>
+      </w:r>
+      <w:r>
+        <w:t xml:space="preserve">. И не обычный, а самый раздражающий и невыносимый что может быть на свете. </w:t>
+      </w:r>
+      <w:r>
+        <w:t>Мисдривус</w:t>
+      </w:r>
+      <w:r>
+        <w:t xml:space="preserve">. </w:t>
+      </w:r>
+    </w:p>
+    <w:p>
+      <w:pPr>
+        <w:spacing w:after="0" w:line="360" w:lineRule="auto"/>
+        <w:jc w:val="both"/>
+      </w:pPr>
+      <w:r>
+        <w:tab/>
+        <w:t>П</w:t>
+      </w:r>
+      <w:r>
+        <w:t>равильно, её из состояние депрессии буквально вывели с помощью гнева, хотя и не только. Взросление организма, становление подростком с сопутствующими гормонами, всё же какой-никакой прогресс что делал Чатот и может быть самую чуточку съеденного горя. С помощью этого хватило нескол</w:t>
+      </w:r>
+      <w:r>
+        <w:t>ьких дней постоянной компании призрака</w:t>
+      </w:r>
+      <w:r>
+        <w:t xml:space="preserve">, чтобы вывести Хину из себя. </w:t>
+      </w:r>
+    </w:p>
+    <w:p>
+      <w:pPr>
+        <w:spacing w:after="0" w:line="360" w:lineRule="auto"/>
+        <w:jc w:val="both"/>
+      </w:pPr>
+      <w:r>
+        <w:t xml:space="preserve">А дальше началась типичная для подростков фаза бунта. </w:t>
+      </w:r>
+    </w:p>
+    <w:p>
+      <w:pPr>
+        <w:spacing w:after="0" w:line="360" w:lineRule="auto"/>
+        <w:jc w:val="both"/>
+      </w:pPr>
+    </w:p>
+    <w:p>
+      <w:pPr>
+        <w:spacing w:after="0" w:line="360" w:lineRule="auto"/>
+        <w:jc w:val="both"/>
+      </w:pPr>
+      <w:r>
+        <w:lastRenderedPageBreak/>
+        <w:t xml:space="preserve">От тепличного цветочка, коим была Хина, не осталось ничего. Ни во взгляде, ни в поведении, ни в стиле одежды. Ну и </w:t>
+      </w:r>
+      <w:r>
+        <w:t>призрак</w:t>
+      </w:r>
+      <w:r>
+        <w:t xml:space="preserve"> стал третьим пойманным покемоном Хиночки, просто потому что она не нашла способа избавиться от него не убивая, но как бы он её не раздражал, она не м</w:t>
+      </w:r>
+      <w:r>
+        <w:t xml:space="preserve">огла себя заставить убить </w:t>
+      </w:r>
+      <w:r>
+        <w:t>назойливое существо</w:t>
+      </w:r>
+      <w:r>
+        <w:t>.</w:t>
+      </w:r>
+    </w:p>
+    <w:p>
+      <w:pPr>
+        <w:spacing w:after="0" w:line="360" w:lineRule="auto"/>
+        <w:jc w:val="both"/>
+      </w:pPr>
+      <w:r>
+        <w:t>Но что следует из бунта? А то, что Хина перестала быть удобной. Выросшая колючка перестала пытаться, раздраженная тем что её не отпускают в мир, где она намного более свободна. Девушка стала более язвительной, н</w:t>
+      </w:r>
+      <w:r>
+        <w:t>е стеснялась в выражениях, а бл</w:t>
+      </w:r>
+      <w:r>
+        <w:t>агодаря начитанности и образованности, ведь она продолжала быть отличницей не для родителей, а для себя, её слова всегда имели второе дно, благо, время попрактиковаться у неё было, аж 4 года за которые она успела получить полное образование. В один день она всё же довела отца и мать, после чего последняя наконец-то подняла руку на Хину, дав той пощёчину. И её наказали, сказав что отец отбирает ЕЁ Чатота, а после она будет отправлена к своему дяде. Раз уж она так сильно хочет изучать древности, пусть изучает с историком!</w:t>
+      </w:r>
+    </w:p>
+    <w:p>
+      <w:pPr>
+        <w:spacing w:after="0" w:line="360" w:lineRule="auto"/>
+        <w:jc w:val="both"/>
+      </w:pPr>
+    </w:p>
+    <w:p>
+      <w:pPr>
+        <w:spacing w:after="0" w:line="360" w:lineRule="auto"/>
+        <w:jc w:val="both"/>
+      </w:pPr>
+      <w:r>
+        <w:t xml:space="preserve">4. Здорова как бык, физически и умственно хорошо развита, не смотря на свой юный возраст и не самый большой рост в 164 см. С раннего возраста занималась балетом и фехтованием(перейдя в среднюю её вновь заставили взять новый предмет, надеялись что это сбавит её пыл, но не помогло), так что её тело весьма гибкое и ловкое. Весьма начитанная от чего знает обо всём по немногу, но обожает окаменелости и древний мир умерших покемонов, особенно радуется когда окаменелости находятся. </w:t>
+      </w:r>
+    </w:p>
+    <w:p>
+      <w:pPr>
+        <w:spacing w:after="0" w:line="360" w:lineRule="auto"/>
+        <w:jc w:val="both"/>
+      </w:pPr>
+      <w:r>
+        <w:t>Бойцовские навыки максимум средние. Базу по фехтованию она имеет, но никогда сильно не увлекалась фехтованием, но вот дать кому-то дурному по башке – это может. Больше полагается на покемонов.</w:t>
+      </w:r>
+    </w:p>
+    <w:p>
+      <w:pPr>
+        <w:spacing w:after="0" w:line="360" w:lineRule="auto"/>
+        <w:jc w:val="both"/>
+      </w:pPr>
+      <w:r>
+        <w:t xml:space="preserve">По характеру та ещё язва и болтушка, но только если ей человек не нравится, с другими себя ведёт весьма сдержанно, даже дружелюбно. Но выросла она лёгкой мизантропкой, поэтому покемонов, а в особенности жуков, ай как любит. Обожает так же злодейскую тематику с философией что злодей это тот кто делает что захочет, никак не связанный моралью общества и делающий всё без оглядки на других. А на самом же деле она просто глубоко раненный ребёнок, который до сих пор не оправился от потери своего первого покемона. Из-за этого очень чувствительна к смерти покемонов, особенно жуков. </w:t>
+      </w:r>
+    </w:p>
+    <w:p>
+      <w:pPr>
+        <w:spacing w:after="0" w:line="360" w:lineRule="auto"/>
+        <w:jc w:val="both"/>
+      </w:pPr>
+      <w:r>
+        <w:t xml:space="preserve">Мечтает плюнуть в лицо своим родителям, а после уехать либо в Алолу, либо в Юнову. </w:t>
+      </w:r>
+      <w:r>
+        <w:t>И главное, вернуть себе Чатота!</w:t>
+      </w:r>
+    </w:p>
+    <w:p>
+      <w:pPr>
+        <w:spacing w:after="0" w:line="360" w:lineRule="auto"/>
+        <w:jc w:val="both"/>
+      </w:pPr>
+      <w:r>
+        <w:t>6. Покемон</w:t>
+      </w:r>
+      <w:r>
+        <w:t>ы</w:t>
+      </w:r>
+      <w:r>
+        <w:t>:</w:t>
+      </w:r>
+    </w:p>
+    <w:p>
+      <w:pPr>
+        <w:spacing w:after="0" w:line="360" w:lineRule="auto"/>
+        <w:jc w:val="both"/>
+      </w:pPr>
+    </w:p>
+    <w:p>
+      <w:pPr>
+        <w:spacing w:after="0" w:line="360" w:lineRule="auto"/>
+        <w:jc w:val="both"/>
+      </w:pPr>
+      <w:r>
+        <w:t>Мисдривус</w:t>
+      </w:r>
+      <w:r>
+        <w:t xml:space="preserve"> – </w:t>
+      </w:r>
+      <w:r>
+        <w:t>В Палдее есть огромный кратер, Area Zero</w:t>
+      </w:r>
+      <w:r>
+        <w:t xml:space="preserve">. Там живут покемоны парадоксы. </w:t>
+      </w:r>
       <w:bookmarkStart w:id="0" w:name="_GoBack"/>
       <w:bookmarkEnd w:id="0"/>
-    </w:p>
-    <w:p>
-      <w:pPr>
-        <w:spacing w:after="0" w:line="360" w:lineRule="auto"/>
-        <w:jc w:val="both"/>
+      <w:r>
+        <w:t xml:space="preserve">Обычно он находится под защитой, чтобы никто из тамошних покемонов не мог выйти(Но защита так </w:t>
+      </w:r>
+      <w:r>
+        <w:lastRenderedPageBreak/>
+        <w:t>себе)... И там проводили кучу экспериментов учёные Палдеи, пытаясь выяснить можно ли как-то их покемонов обновить. И они добились определённых успехов, но сами того не поняли подвергшись атаке тамошних покемонов и быстро убежали все, прошляпив одну любопытную Мисдривус имеющую черты Flutter Mane, которая успела вылупится во время всего шума. А поскольку она покемон призрак, то и стены для неё не преграда. Вот и вышла за пределы лаборатории, а потом кратера. Бродила себе, напитываясь эмоциями, а после встретила Хину от которой прямо сквозило негативом. После чего пристала к той, служа своеобразной психотерапией, после чего была поймана.</w:t>
+      </w:r>
+    </w:p>
+    <w:p>
+      <w:pPr>
+        <w:spacing w:after="0" w:line="360" w:lineRule="auto"/>
+        <w:jc w:val="both"/>
+      </w:pPr>
+      <w:r>
+        <w:t>Способность у него Prankster.</w:t>
+      </w:r>
+    </w:p>
+    <w:p>
+      <w:pPr>
+        <w:spacing w:after="0" w:line="360" w:lineRule="auto"/>
+        <w:jc w:val="both"/>
+        <w:rPr>
+          <w:lang w:val="en-US"/>
+        </w:rPr>
+      </w:pPr>
+      <w:r>
+        <w:t>Имеет атаку из яйца, Parting Shot. И</w:t>
+      </w:r>
+      <w:r>
+        <w:rPr>
+          <w:lang w:val="en-US"/>
+        </w:rPr>
+        <w:t xml:space="preserve"> </w:t>
+      </w:r>
+      <w:r>
+        <w:t>тм</w:t>
+      </w:r>
+      <w:r>
+        <w:rPr>
+          <w:lang w:val="en-US"/>
+        </w:rPr>
+        <w:t>'</w:t>
+      </w:r>
+      <w:r>
+        <w:t>ки</w:t>
+      </w:r>
+      <w:r>
+        <w:rPr>
+          <w:lang w:val="en-US"/>
+        </w:rPr>
+        <w:t xml:space="preserve">, Thunder Wave </w:t>
+      </w:r>
+      <w:r>
+        <w:t>и</w:t>
+      </w:r>
+      <w:r>
+        <w:rPr>
+          <w:lang w:val="en-US"/>
+        </w:rPr>
+        <w:t xml:space="preserve"> </w:t>
+      </w:r>
+      <w:r>
+        <w:rPr>
+          <w:lang w:val="en-US"/>
+        </w:rPr>
+        <w:t>Psyshock.</w:t>
+      </w:r>
+    </w:p>
+    <w:p>
+      <w:pPr>
+        <w:spacing w:after="0" w:line="360" w:lineRule="auto"/>
+        <w:jc w:val="both"/>
+      </w:pPr>
+      <w:r>
+        <w:t>Будущие пожелания по тиме: Гастли, Абра, Вимпод по обмену из Алолы, может какой окаменелый покемон или нес</w:t>
+      </w:r>
+      <w:r>
+        <w:t>колько, возможно Чатот в конце?</w:t>
+      </w:r>
+    </w:p>
+    <w:p>
+      <w:pPr>
+        <w:spacing w:after="0" w:line="360" w:lineRule="auto"/>
+        <w:jc w:val="both"/>
+      </w:pPr>
+      <w:r>
+        <w:t>7. Инвентарь.</w:t>
+      </w:r>
+    </w:p>
+    <w:p>
+      <w:pPr>
+        <w:spacing w:after="0" w:line="360" w:lineRule="auto"/>
+        <w:jc w:val="both"/>
+      </w:pPr>
+      <w:r>
+        <w:t>Ротомфон с картой.</w:t>
+      </w:r>
+    </w:p>
+    <w:p>
+      <w:pPr>
+        <w:spacing w:after="0" w:line="360" w:lineRule="auto"/>
+        <w:jc w:val="both"/>
+      </w:pPr>
+      <w:r>
+        <w:t>Имеет 6 штук Ability Pill и 7 Ability Patch, 5 Net Ball, выигранных в локальных турнирах, когда Дастокс была с ней.</w:t>
+      </w:r>
+    </w:p>
+    <w:p>
+      <w:pPr>
+        <w:spacing w:after="0" w:line="360" w:lineRule="auto"/>
+        <w:jc w:val="both"/>
+        <w:rPr>
+          <w:lang w:val="en-US"/>
+        </w:rPr>
+      </w:pPr>
+      <w:r>
+        <w:t>Очень большой и увесистый чемодан с разного рода сменной одеждой(половина веса из-за одежды), принадлежностями для археологических и палеонтологических раскопок(чтобы камни чистить), палаткой и маленькими вещами для хорошей жизни в походе.</w:t>
+      </w:r>
+    </w:p>
+    <w:p>
+      <w:pPr>
+        <w:spacing w:after="0" w:line="360" w:lineRule="auto"/>
+        <w:jc w:val="both"/>
+        <w:rPr>
+          <w:lang w:val="en-US"/>
+        </w:rPr>
       </w:pPr>
     </w:p>
     <w:p>
@@ -2557,7 +3120,11 @@
         <w:t>Чувствуя в себе зачатки чего-то великого, мальчик с ранних лет отличался гордостью, холодностью и хитростью. Он знал, когда следует промолчать и скрыть истинные мысли. К тому же оказалось, что юный Абрахам не обладает эмпатией. Случайное, непреднамеренное убийство покемона (Мэрилл своей кузины) не оставило в мальчике отклика - ни горя, ни удовольствия. Он лишь постарался замести следы произошедшего. Покемоны уже тогда перестали доверять мальчику, но Абрахам никогда и не стремился в отличие от сверстников возить</w:t>
       </w:r>
       <w:r>
-        <w:t>ся с этими странными существами – скорее наоборот, он испытывал к ним нечто вроде страха и отвращения.</w:t>
+        <w:t xml:space="preserve">ся с этими </w:t>
+      </w:r>
+      <w:r>
+        <w:lastRenderedPageBreak/>
+        <w:t>странными существами – скорее наоборот, он испытывал к ним нечто вроде страха и отвращения.</w:t>
       </w:r>
       <w:r>
         <w:t xml:space="preserve"> Не понимал он и интереса к медицине или технологиям – но признавал пользу и покемонов, и людской учености.</w:t>
@@ -2570,108 +3137,105 @@
       </w:pPr>
       <w:r>
         <w:tab/>
-        <w:t xml:space="preserve">Годы спустя Абрахам уже был одним из лучших студентов Силадонского университета, где изучал право. Умный и активный студент вступил в одну из двух партий региона - "зеленые" много лет перевешивали позиции "технократов" в Сенате, и Абрахам примкнул к первым, как и его отец. В то же время Абрахам продолжал поддерживать тесные отношения с отцом. Приятельские. Во </w:t>
+        <w:t>Годы спустя Абрахам уже был одним из лучших студентов Силадонского университета, где изучал право. Умный и активный студент вступил в одну из двух партий региона - "зеленые" много лет перевешивали позиции "технократов" в Сенате, и Абрахам примкнул к первым, как и его отец. В то же время Абрахам продолжал поддерживать тесные отношения с отцом. Приятельские. Во всяком случае так казалось отцу. Благодаря отцу Абрахам вошел в партийные собрания и вскоре наладил собственный большой круг связей - юноша умел быть очень обаятельным и интересным собеседником, к тому же занимал активную гражданскую позицию. Используя деньги семейства, Абрахам делал взносы в благотворительные фонды, поддерживал общественные акции и малу-помалу перетянул на себя одеяло власти. "Сонный Рональд" так и не понял до самого конца, в чьи руки отдал капиталы семьи и авторитет в партии - не понял, что Абрахам втайне все эти годы презирал его за то, что считал слабостью и инертностью, но пользовался отцом.</w:t>
+      </w:r>
+    </w:p>
+    <w:p>
+      <w:pPr>
+        <w:spacing w:after="0" w:line="360" w:lineRule="auto"/>
+        <w:jc w:val="both"/>
+      </w:pPr>
+      <w:r>
+        <w:tab/>
+        <w:t>Абрахам баллотировался на выборы и победил, став самым молодым конгрессменом за последние сто лет и заместив ушедшего в отставку отца. Рональд Фэррингтон вскоре скончался (от рака желудка? или от чего-то еще?). Прежняя линия поведения продолжилась. Теперь освободившийся от воли отца лорд Фэррингтон расширял свое влияние на весь регион. Годы и годы, за которые он насадил своих единомышленников, должников и ставленников на места в Палате конгрессменов; собирал компромат на политических оппонентов; расширял личный бизнес, играл на бирже, инвестировал в крупные корпорации, приумножив капитал рода в десятки и сотни раз. Прозорливый и умный, хитрый и гибкий, без сомнения смелый и сильный человек, мастер грязной игры, Абрахам никогда не останавливался на достигнутом.</w:t>
+      </w:r>
+    </w:p>
+    <w:p>
+      <w:pPr>
+        <w:spacing w:after="0" w:line="360" w:lineRule="auto"/>
+        <w:jc w:val="both"/>
+      </w:pPr>
+      <w:r>
+        <w:tab/>
+        <w:t>Кресло сенатора, в которое 40-летний мужчина опустился с вожделением, не было пределом. Абрахам искренне считал, что имеет право на все, и лишь маскировал свои побуждения под благие дела, чтобы не встать против «морализаторской машины общества, слепого стада обывателей, которое не повинуется открытым понуканиям». Маскировка успешна –для широкой публики он законопослушный меценат, добропорядочный предприниматель, брокер и уважаемый джентльмен. Его речи о демократии, дружбе и мире слишком многих обманывают. Лишь некоторые, вроде конгрессмена Вейнрайт, не принимают их за чистую монету. Он сполна впитал в себя философию Ницше, и воспитал в том же духе своих сыновей – приемного сына, племянника Джона и родного Мадиана. Женщины же, которые родили их, словно по злому року, довлеющему над родом Фэррингтона, не зажились на свете.</w:t>
+      </w:r>
+    </w:p>
+    <w:p>
+      <w:pPr>
+        <w:spacing w:after="0" w:line="360" w:lineRule="auto"/>
+        <w:jc w:val="both"/>
+      </w:pPr>
+      <w:r>
+        <w:tab/>
+        <w:t xml:space="preserve">Спустя  полвека, в 1951-м году, в его руки попали 26-й свиток и моккан через какого-то оккультиста, занимавшегося изучением призрачных покемонов. Все это время текст гулял из рук в руки, словно в поисках кого-то, кто мог полностью раскрыть его потенциал, и лишь попав к </w:t>
       </w:r>
       <w:r>
         <w:lastRenderedPageBreak/>
-        <w:t>всяком случае так казалось отцу. Благодаря отцу Абрахам вошел в партийные собрания и вскоре наладил собственный большой круг связей - юноша умел быть очень обаятельным и интересным собеседником, к тому же занимал активную гражданскую позицию. Используя деньги семейства, Абрахам делал взносы в благотворительные фонды, поддерживал общественные акции и малу-помалу перетянул на себя одеяло власти. "Сонный Рональд" так и не понял до самого конца, в чьи руки отдал капиталы семьи и авторитет в партии - не понял, что Абрахам втайне все эти годы презирал его за то, что считал слабостью и инертностью, но пользовался отцом.</w:t>
-      </w:r>
-    </w:p>
-    <w:p>
-      <w:pPr>
-        <w:spacing w:after="0" w:line="360" w:lineRule="auto"/>
-        <w:jc w:val="both"/>
-      </w:pPr>
-      <w:r>
-        <w:tab/>
-        <w:t>Абрахам баллотировался на выборы и победил, став самым молодым конгрессменом за последние сто лет и заместив ушедшего в отставку отца. Рональд Фэррингтон вскоре скончался (от рака желудка? или от чего-то еще?). Прежняя линия поведения продолжилась. Теперь освободившийся от воли отца лорд Фэррингтон расширял свое влияние на весь регион. Годы и годы, за которые он насадил своих единомышленников, должников и ставленников на места в Палате конгрессменов; собирал компромат на политических оппонентов; расширял личный бизнес, играл на бирже, инвестировал в крупные корпорации, приумножив капитал рода в десятки и сотни раз. Прозорливый и умный, хитрый и гибкий, без сомнения смелый и сильный человек, мастер грязной игры, Абрахам никогда не останавливался на достигнутом.</w:t>
-      </w:r>
-    </w:p>
-    <w:p>
-      <w:pPr>
-        <w:spacing w:after="0" w:line="360" w:lineRule="auto"/>
-        <w:jc w:val="both"/>
-      </w:pPr>
-      <w:r>
-        <w:tab/>
-        <w:t>Кресло сенатора, в которое 40-летний мужчина опустился с вожделением, не было пределом. Абрахам искренне считал, что имеет право на все, и лишь маскировал свои побуждения под благие дела, чтобы не встать против «морализаторской машины общества, слепого стада обывателей, которое не повинуется открытым понуканиям». Маскировка успешна –для широкой публики он законопослушный меценат, добропорядочный предприниматель, брокер и уважаемый джентльмен. Его речи о демократии, дружбе и мире слишком многих обманывают. Лишь некоторые, вроде конгрессмена Вейнрайт, не принимают их за чистую монету. Он сполна впитал в себя философию Ницше, и воспитал в том же духе своих сыновей – приемного сына, племянника Джона и родного Мадиана. Женщины же, которые родили их, словно по злому року, довлеющему над родом Фэррингтона, не зажились на свете.</w:t>
-      </w:r>
-    </w:p>
-    <w:p>
-      <w:pPr>
-        <w:spacing w:after="0" w:line="360" w:lineRule="auto"/>
-        <w:jc w:val="both"/>
-      </w:pPr>
-      <w:r>
-        <w:tab/>
-        <w:t>Спустя  полвека, в 1951-м году, в его руки попали 26-й свиток и моккан через какого-то оккультиста, занимавшегося изучением призрачных покемонов. Все это время текст гулял из рук в руки, словно в поисках кого-то, кто мог полностью раскрыть его потенциал, и лишь попав к Фэррингтону, моккан полностью проявил свои паранормальные способности. Говорят, именно с тех пор Абрахам стал ненавистен покемонам. И именно с тех пор страх смерти, который преследовал мужчину, стал все возрастать.</w:t>
-      </w:r>
-    </w:p>
-    <w:p>
-      <w:pPr>
-        <w:spacing w:after="0" w:line="360" w:lineRule="auto"/>
-        <w:jc w:val="both"/>
-      </w:pPr>
-      <w:r>
-        <w:tab/>
-        <w:t xml:space="preserve">Будучи прагматичным человеком, Абрахам верил в возможность сверхъестественного, поскольку призрачные покемоны уже существовали в реальности, несмотря на все заверения ученых, что это всего лишь еще одна форма аномальной жизни с необычными квантовыми макроэффектами. Фэррингтон прислушался к оккультистке, и возможно, увидел в ее словах </w:t>
-      </w:r>
+        <w:t>Фэррингтону, моккан полностью проявил свои паранормальные способности. Говорят, именно с тех пор Абрахам стал ненавистен покемонам. И именно с тех пор страх смерти, который преследовал мужчину, стал все возрастать.</w:t>
+      </w:r>
+    </w:p>
+    <w:p>
+      <w:pPr>
+        <w:spacing w:after="0" w:line="360" w:lineRule="auto"/>
+        <w:jc w:val="both"/>
+      </w:pPr>
+      <w:r>
+        <w:tab/>
+        <w:t>Будучи прагматичным человеком, Абрахам верил в возможность сверхъестественного, поскольку призрачные покемоны уже существовали в реальности, несмотря на все заверения ученых, что это всего лишь еще одна форма аномальной жизни с необычными квантовыми макроэффектами. Фэррингтон прислушался к оккультистке, и возможно, увидел в ее словах здравый смысл.  Он провел глубокие исследования текстов с помощью привлеченных лингвистов, химиков и физиков из частных лабораторий по всему свету. Именно Абрахам создал Фонд имени Гарднера, основной целью которого официально было «сохранение исторического наследия», а на самом деле – изучение наследия Тэнти для целей сенатора-«мецената».</w:t>
+      </w:r>
+    </w:p>
+    <w:p>
+      <w:pPr>
+        <w:spacing w:after="0" w:line="360" w:lineRule="auto"/>
+        <w:jc w:val="both"/>
+      </w:pPr>
+      <w:r>
+        <w:tab/>
+        <w:t>Сопоставляя обрывочные данные из текстов моккан, закодированные в гу-гэн, трудные для непосредственного, буквального понимания выкладки, Фэррингтон понял, что мало отыскать артефакт и место залегания древнего храма. Для того, чтобы ритуал активации артефакта, названного специалистами Осью Мира, прошел успешно, требовалось совершить нечто почти невероятное. «Наполнить мир, как наполняют чернила воду капля за каплей». На момент первой встречи ему было 41 лет, но когда Фэррингтон осознал, что находится на пороге превращения в ничто, он начал действовать.</w:t>
+      </w:r>
+    </w:p>
+    <w:p>
+      <w:pPr>
+        <w:spacing w:after="0" w:line="360" w:lineRule="auto"/>
+        <w:jc w:val="both"/>
+      </w:pPr>
+      <w:r>
+        <w:tab/>
+        <w:t>В начале 80-х годов Абрахам Фэррингтон налаживает первые связи с синдикатом «Ракета», который на тот момент еще возглавляла Мадам Босс. Возможно, именно тогда «Ракета» начала свое восхождение на преступную арену Канто и Джото. Тогда же начались многочисленные и разнообразные неэтичные эксперименты с покемонами, тайно проводимые специалистами «Ракеты», и финансируемые в том числе Фэррингтоном-старшим. В 1975-м экспедиции Ракеты в Гвиане обнаружили редчайшего покемона Мью, а спустя 20 лет клон – Мьюту –стал служить Джованни для его злодейских целей. Так, уже в 1997-м году лавендерский приют «Три добродетели» превратился в закрытую школу, где проводились опыты над детьми, но до 2012-го года Фэррингтон и «Ракета» не осмеливались заявить открыто о своем могуществе. Лишь последние несколько лет Канто начал страдать от жестоких преступлений, разгула контрабанды и бездействия властей – Фэррингтон проник в верха правительства Канто, лоббируя деятельность своих «фондов» и торпедируя все попытки развернуть по настоящему серьезное противодействие «Ракете».</w:t>
+      </w:r>
+    </w:p>
+    <w:p>
+      <w:pPr>
+        <w:spacing w:after="0" w:line="360" w:lineRule="auto"/>
+        <w:jc w:val="both"/>
+      </w:pPr>
+      <w:r>
+        <w:tab/>
+        <w:t xml:space="preserve">В последние годы он все чаще внешне «отстраняется» от дел, ссылаясь на нездоровье, но по факту он сохраняет место сенатора, своих многочисленных пешек, которых держит в паутине компромата и междуусобиц, а также внушительные пакеты акций в корпорации Девон и десятке перспективных стартапов, и влияние в команде Ракета. Поэтому </w:t>
+      </w:r>
+      <w:r>
+        <w:t>мощь</w:t>
+      </w:r>
+      <w:r>
+        <w:t xml:space="preserve"> </w:t>
+      </w:r>
+      <w:r>
+        <w:t>его</w:t>
+      </w:r>
+      <w:r>
+        <w:t xml:space="preserve"> </w:t>
+      </w:r>
+      <w:r>
+        <w:t xml:space="preserve">лишь растет. </w:t>
+      </w:r>
+    </w:p>
+    <w:p>
+      <w:pPr>
+        <w:spacing w:after="0" w:line="360" w:lineRule="auto"/>
+        <w:jc w:val="both"/>
+      </w:pPr>
       <w:r>
         <w:lastRenderedPageBreak/>
-        <w:t>здравый смысл.  Он провел глубокие исследования текстов с помощью привлеченных лингвистов, химиков и физиков из частных лабораторий по всему свету. Именно Абрахам создал Фонд имени Гарднера, основной целью которого официально было «сохранение исторического наследия», а на самом деле – изучение наследия Тэнти для целей сенатора-«мецената».</w:t>
-      </w:r>
-    </w:p>
-    <w:p>
-      <w:pPr>
-        <w:spacing w:after="0" w:line="360" w:lineRule="auto"/>
-        <w:jc w:val="both"/>
-      </w:pPr>
-      <w:r>
-        <w:tab/>
-        <w:t>Сопоставляя обрывочные данные из текстов моккан, закодированные в гу-гэн, трудные для непосредственного, буквального понимания выкладки, Фэррингтон понял, что мало отыскать артефакт и место залегания древнего храма. Для того, чтобы ритуал активации артефакта, названного специалистами Осью Мира, прошел успешно, требовалось совершить нечто почти невероятное. «Наполнить мир, как наполняют чернила воду капля за каплей». На момент первой встречи ему было 41 лет, но когда Фэррингтон осознал, что находится на пороге превращения в ничто, он начал действовать.</w:t>
-      </w:r>
-    </w:p>
-    <w:p>
-      <w:pPr>
-        <w:spacing w:after="0" w:line="360" w:lineRule="auto"/>
-        <w:jc w:val="both"/>
-      </w:pPr>
-      <w:r>
-        <w:tab/>
-        <w:t>В начале 80-х годов Абрахам Фэррингтон налаживает первые связи с синдикатом «Ракета», который на тот момент еще возглавляла Мадам Босс. Возможно, именно тогда «Ракета» начала свое восхождение на преступную арену Канто и Джото. Тогда же начались многочисленные и разнообразные неэтичные эксперименты с покемонами, тайно проводимые специалистами «Ракеты», и финансируемые в том числе Фэррингтоном-старшим. В 1975-м экспедиции Ракеты в Гвиане обнаружили редчайшего покемона Мью, а спустя 20 лет клон – Мьюту –стал служить Джованни для его злодейских целей. Так, уже в 1997-м году лавендерский приют «Три добродетели» превратился в закрытую школу, где проводились опыты над детьми, но до 2012-го года Фэррингтон и «Ракета» не осмеливались заявить открыто о своем могуществе. Лишь последние несколько лет Канто начал страдать от жестоких преступлений, разгула контрабанды и бездействия властей – Фэррингтон проник в верха правительства Канто, лоббируя деятельность своих «фондов» и торпедируя все попытки развернуть по настоящему серьезное противодействие «Ракете».</w:t>
-      </w:r>
-    </w:p>
-    <w:p>
-      <w:pPr>
-        <w:spacing w:after="0" w:line="360" w:lineRule="auto"/>
-        <w:jc w:val="both"/>
-      </w:pPr>
-      <w:r>
-        <w:tab/>
-        <w:t xml:space="preserve">В последние годы он все чаще внешне «отстраняется» от дел, ссылаясь на нездоровье, но по факту он сохраняет место сенатора, своих многочисленных пешек, которых держит в паутине компромата и междуусобиц, а также внушительные пакеты акций в корпорации Девон и десятке перспективных стартапов, и влияние в команде Ракета. Поэтому </w:t>
-      </w:r>
-      <w:r>
-        <w:t>мощь</w:t>
-      </w:r>
-      <w:r>
-        <w:t xml:space="preserve"> </w:t>
-      </w:r>
-      <w:r>
-        <w:t>его</w:t>
-      </w:r>
-      <w:r>
-        <w:t xml:space="preserve"> </w:t>
-      </w:r>
-      <w:r>
-        <w:t xml:space="preserve">лишь растет. </w:t>
-      </w:r>
-    </w:p>
-    <w:p>
-      <w:pPr>
-        <w:spacing w:after="0" w:line="360" w:lineRule="auto"/>
-        <w:jc w:val="both"/>
-      </w:pPr>
-      <w:r>
         <w:tab/>
       </w:r>
       <w:r>
@@ -9027,7 +9591,7 @@
 </file>
 
 <file path=customXml/itemProps1.xml><?xml version="1.0" encoding="utf-8"?>
-<ds:datastoreItem xmlns:ds="http://schemas.openxmlformats.org/officeDocument/2006/customXml" ds:itemID="{4786C51B-C10E-4AE7-BAE4-ADBF34B4F46B}">
+<ds:datastoreItem xmlns:ds="http://schemas.openxmlformats.org/officeDocument/2006/customXml" ds:itemID="{7AAEFA5E-0A37-49B4-B227-2917E1591919}">
   <ds:schemaRefs>
     <ds:schemaRef ds:uri="http://schemas.openxmlformats.org/officeDocument/2006/bibliography"/>
   </ds:schemaRefs>
